--- a/projects/valuepickr-open-screen/docs/Arvind SmartSpaces Ltd.docx
+++ b/projects/valuepickr-open-screen/docs/Arvind SmartSpaces Ltd.docx
@@ -32,7 +32,7 @@
           <w:sz w:val="22"/>
           <w:szCs w:val="22"/>
         </w:rPr>
-        <w:t xml:space="preserve">Lalbhai-group real-estate developer with a real, growing project pipeline and promoter buying, backed by a large unrecognized-revenue backlog</w:t>
+        <w:t xml:space="preserve">Lalbhai-group residential developer whose pipeline is now visibly converting — Q1FY27 bookings +147%, credit upgraded to AA, strong operating cash flow despite an aggressive land/BD ramp</w:t>
       </w:r>
     </w:p>
     <w:p>
@@ -99,7 +99,7 @@
           </w:tcPr>
           <w:p>
             <w:r>
-              <w:t xml:space="preserve">Rs 2,985 Cr</w:t>
+              <w:t xml:space="preserve">~Rs 2,985 Cr (stock ~Rs 637, near 52-wk high); reported P/E ~15.8x (RERA-lumpy)</w:t>
             </w:r>
           </w:p>
         </w:tc>
@@ -126,88 +126,142 @@
           </w:tcPr>
           <w:p>
             <w:r>
-              <w:t xml:space="preserve">12.9% / 15.5%</w:t>
-            </w:r>
-          </w:p>
-        </w:tc>
-      </w:tr>
-      <w:tr>
-        <w:tc>
-          <w:tcPr>
-            <w:tcW w:type="dxa" w:w="3200"/>
-            <w:shd w:fill="F2F2F2" w:val="clear"/>
-          </w:tcPr>
-          <w:p>
-            <w:r>
-              <w:rPr>
-                <w:b/>
-                <w:bCs/>
-              </w:rPr>
-              <w:t xml:space="preserve">Revenue / Profit (TTM)</w:t>
-            </w:r>
-          </w:p>
-        </w:tc>
-        <w:tc>
-          <w:tcPr>
-            <w:tcW w:type="dxa" w:w="5800"/>
-          </w:tcPr>
-          <w:p>
-            <w:r>
-              <w:t xml:space="preserve">Rs 711.3 Cr / Rs 110 Cr</w:t>
-            </w:r>
-          </w:p>
-        </w:tc>
-      </w:tr>
-      <w:tr>
-        <w:tc>
-          <w:tcPr>
-            <w:tcW w:type="dxa" w:w="3200"/>
-            <w:shd w:fill="F2F2F2" w:val="clear"/>
-          </w:tcPr>
-          <w:p>
-            <w:r>
-              <w:rPr>
-                <w:b/>
-                <w:bCs/>
-              </w:rPr>
-              <w:t xml:space="preserve">Bookings</w:t>
-            </w:r>
-          </w:p>
-        </w:tc>
-        <w:tc>
-          <w:tcPr>
-            <w:tcW w:type="dxa" w:w="5800"/>
-          </w:tcPr>
-          <w:p>
-            <w:r>
-              <w:t xml:space="preserve">Rs 1,550 Cr annual bookings, up 22% YoY</w:t>
-            </w:r>
-          </w:p>
-        </w:tc>
-      </w:tr>
-      <w:tr>
-        <w:tc>
-          <w:tcPr>
-            <w:tcW w:type="dxa" w:w="3200"/>
-            <w:shd w:fill="F2F2F2" w:val="clear"/>
-          </w:tcPr>
-          <w:p>
-            <w:r>
-              <w:rPr>
-                <w:b/>
-                <w:bCs/>
-              </w:rPr>
-              <w:t xml:space="preserve">52-week range</w:t>
-            </w:r>
-          </w:p>
-        </w:tc>
-        <w:tc>
-          <w:tcPr>
-            <w:tcW w:type="dxa" w:w="5800"/>
-          </w:tcPr>
-          <w:p>
-            <w:r>
-              <w:t xml:space="preserve">Rs 487 - 694</w:t>
+              <w:t xml:space="preserve">ROCE ~18% (FY26, screener consolidated; had dipped to ~12% FY25 on recognition timing); ROE ~14%</w:t>
+            </w:r>
+          </w:p>
+        </w:tc>
+      </w:tr>
+      <w:tr>
+        <w:tc>
+          <w:tcPr>
+            <w:tcW w:type="dxa" w:w="3200"/>
+            <w:shd w:fill="F2F2F2" w:val="clear"/>
+          </w:tcPr>
+          <w:p>
+            <w:r>
+              <w:rPr>
+                <w:b/>
+                <w:bCs/>
+              </w:rPr>
+              <w:t xml:space="preserve">Reported P&amp;L (RERA-lumpy)</w:t>
+            </w:r>
+          </w:p>
+        </w:tc>
+        <w:tc>
+          <w:tcPr>
+            <w:tcW w:type="dxa" w:w="5800"/>
+          </w:tcPr>
+          <w:p>
+            <w:r>
+              <w:t xml:space="preserve">FY25 revenue Rs 713 Cr / PAT Rs 119 Cr; FY26 revenue Rs 564 Cr / adj EBITDA Rs 156 Cr / PAT Rs 103 Cr (-13% YoY, recognition timing, not demand)</w:t>
+            </w:r>
+          </w:p>
+        </w:tc>
+      </w:tr>
+      <w:tr>
+        <w:tc>
+          <w:tcPr>
+            <w:tcW w:type="dxa" w:w="3200"/>
+            <w:shd w:fill="F2F2F2" w:val="clear"/>
+          </w:tcPr>
+          <w:p>
+            <w:r>
+              <w:rPr>
+                <w:b/>
+                <w:bCs/>
+              </w:rPr>
+              <w:t xml:space="preserve">Bookings / collections (the real KPIs)</w:t>
+            </w:r>
+          </w:p>
+        </w:tc>
+        <w:tc>
+          <w:tcPr>
+            <w:tcW w:type="dxa" w:w="5800"/>
+          </w:tcPr>
+          <w:p>
+            <w:r>
+              <w:t xml:space="preserve">FY26 bookings Rs 1,550 Cr (+22% YoY, FY22-26 CAGR ~27%); collections Rs 1,100 Cr (+17%). Q1FY27 bookings Rs 432 Cr (+147% YoY), collections Rs 336 Cr (+76%)</w:t>
+            </w:r>
+          </w:p>
+        </w:tc>
+      </w:tr>
+      <w:tr>
+        <w:tc>
+          <w:tcPr>
+            <w:tcW w:type="dxa" w:w="3200"/>
+            <w:shd w:fill="F2F2F2" w:val="clear"/>
+          </w:tcPr>
+          <w:p>
+            <w:r>
+              <w:rPr>
+                <w:b/>
+                <w:bCs/>
+              </w:rPr>
+              <w:t xml:space="preserve">Q1FY27 P&amp;L</w:t>
+            </w:r>
+          </w:p>
+        </w:tc>
+        <w:tc>
+          <w:tcPr>
+            <w:tcW w:type="dxa" w:w="5800"/>
+          </w:tcPr>
+          <w:p>
+            <w:r>
+              <w:t xml:space="preserve">Revenue Rs 318 Cr (+212%), adj EBITDA Rs 152 Cr (+508%), PAT Rs 97 Cr (+708% YoY off a low base); net operating cash flow +Rs 81 Cr</w:t>
+            </w:r>
+          </w:p>
+        </w:tc>
+      </w:tr>
+      <w:tr>
+        <w:tc>
+          <w:tcPr>
+            <w:tcW w:type="dxa" w:w="3200"/>
+            <w:shd w:fill="F2F2F2" w:val="clear"/>
+          </w:tcPr>
+          <w:p>
+            <w:r>
+              <w:rPr>
+                <w:b/>
+                <w:bCs/>
+              </w:rPr>
+              <w:t xml:space="preserve">FY27 guidance</w:t>
+            </w:r>
+          </w:p>
+        </w:tc>
+        <w:tc>
+          <w:tcPr>
+            <w:tcW w:type="dxa" w:w="5800"/>
+          </w:tcPr>
+          <w:p>
+            <w:r>
+              <w:t xml:space="preserve">Bookings growth 35-40%; new business development Rs 4,000-5,000 Cr GDV (Rs ~2,600 Cr added in Q1); EBITDA margin on new sales 22-25%</w:t>
+            </w:r>
+          </w:p>
+        </w:tc>
+      </w:tr>
+      <w:tr>
+        <w:tc>
+          <w:tcPr>
+            <w:tcW w:type="dxa" w:w="3200"/>
+            <w:shd w:fill="F2F2F2" w:val="clear"/>
+          </w:tcPr>
+          <w:p>
+            <w:r>
+              <w:rPr>
+                <w:b/>
+                <w:bCs/>
+              </w:rPr>
+              <w:t xml:space="preserve">Debt</w:t>
+            </w:r>
+          </w:p>
+        </w:tc>
+        <w:tc>
+          <w:tcPr>
+            <w:tcW w:type="dxa" w:w="5800"/>
+          </w:tcPr>
+          <w:p>
+            <w:r>
+              <w:t xml:space="preserve">Net debt Rs 167 Cr (Mar-26) vs Rs 79 Cr (Dec-25); net debt/equity ~0.26-0.29x. Gross borrowings rose Rs 110 Cr (FY24) -&gt; Rs 285 Cr (FY25) -&gt; Rs 583 Cr (FY26) to fund land/BD. Credit rating upgraded to AA / stable (India Ratings)</w:t>
             </w:r>
           </w:p>
         </w:tc>
@@ -223,7 +277,7 @@
         <w:spacing w:after="120"/>
       </w:pPr>
       <w:r>
-        <w:t xml:space="preserve">Reasonable ROE (15.5%) for a real-estate developer, with a real project-pipeline growth story: entry into the Mumbai Metropolitan Region with a ~Rs 1,500 Cr horizontal township project (Jan 2025), a new Rs 600 Cr plotted-development project in Sanand (Feb 2025), and continued promoter buying through 2024-2025 corrections. A community member's math (2023) estimated the company's then-~Rs 1,900 Cr unrecognized revenue backlog would convert to roughly Rs 400 Cr of EBITDA over the following 3 years against a market cap far smaller than today's.</w:t>
+        <w:t xml:space="preserve">The 'is the pipeline converting?' question that had kept conviction low is now answered by Q1FY27: bookings Rs 432 Cr (+147% YoY), collections +76%, revenue +212%, PAT Rs 97 Cr (+708% YoY off a low base), and positive operating cash flow despite the expansion. Reported revenue is RERA-recognition-lumpy (FY25 Rs 713 Cr, FY26 Rs 564 Cr) so the P&amp;L understates momentum; the operating KPIs — bookings compounding ~27% over FY22-26 to Rs 1,550 Cr — are the real read. FY27 guidance is specific and ambitious: 35-40% bookings growth, Rs 4,000-5,000 Cr of new project GDV (Rs ~2,600 Cr already added in Q1), 22-25% EBITDA margins on new sales. India Ratings upgraded the credit rating to AA/stable, giving cheaper funding for the land ramp. The offsets: gross borrowings have risen ~5x in two years (Rs 110 Cr -&gt; Rs 583 Cr) to fund land and business development, net debt roughly doubled in one quarter (Rs 79 Cr -&gt; Rs 167 Cr), and residential real estate remains cyclical. Reported P/E is only ~15.8x though lumpy. Lalbhai Group parentage, promoter holding 53.83% with zero pledge, and a multi-cycle record of promoter buying underpin the quality read.</w:t>
       </w:r>
     </w:p>
     <w:p>
@@ -232,15 +286,452 @@
         <w:spacing w:after="120" w:before="280"/>
       </w:pPr>
       <w:r>
-        <w:t xml:space="preserve">Technical Read (Weekly / Monthly MACD + Bollinger Bands, or RSI/CCI/Williams %R proxy)</w:t>
-      </w:r>
-    </w:p>
-    <w:p>
-      <w:pPr>
-        <w:spacing w:after="120"/>
-      </w:pPr>
-      <w:r>
-        <w:t xml:space="preserve">Not pulled this pass.</w:t>
+        <w:t xml:space="preserve">Deep-Dive: Primary Documents (Annual Reports, Quarterly Results, Exchange Filings)</w:t>
+      </w:r>
+    </w:p>
+    <w:p>
+      <w:pPr>
+        <w:spacing w:after="120"/>
+      </w:pPr>
+      <w:r>
+        <w:rPr>
+          <w:i/>
+          <w:iCs/>
+          <w:color w:val="666666"/>
+          <w:sz w:val="18"/>
+          <w:szCs w:val="18"/>
+        </w:rPr>
+        <w:t xml:space="preserve">Pass 1 — 2026-09-08. Built from the company's own filings (3 years of annual reports, ~4 quarters of results/concalls, and 6 months of BSE/NSE announcements), read via the web — a deeper layer than the forum-sentiment read below.</w:t>
+      </w:r>
+    </w:p>
+    <w:p>
+      <w:pPr>
+        <w:spacing w:after="120"/>
+      </w:pPr>
+      <w:r>
+        <w:rPr>
+          <w:b/>
+          <w:bCs/>
+          <w:sz w:val="20"/>
+          <w:szCs w:val="20"/>
+        </w:rPr>
+        <w:t xml:space="preserve">Sources reviewed this pass:</w:t>
+      </w:r>
+    </w:p>
+    <w:p>
+      <w:pPr>
+        <w:pStyle w:val="ListParagraph"/>
+        <w:numPr>
+          <w:ilvl w:val="0"/>
+          <w:numId w:val="1"/>
+        </w:numPr>
+        <w:spacing w:after="60"/>
+      </w:pPr>
+      <w:r>
+        <w:t xml:space="preserve">Arvind SmartSpaces Q1 FY27 media release / earnings-call highlights (Yahoo Finance, DSIJ, multibagg.ai)</w:t>
+      </w:r>
+    </w:p>
+    <w:p>
+      <w:pPr>
+        <w:pStyle w:val="ListParagraph"/>
+        <w:numPr>
+          <w:ilvl w:val="0"/>
+          <w:numId w:val="1"/>
+        </w:numPr>
+        <w:spacing w:after="60"/>
+      </w:pPr>
+      <w:r>
+        <w:t xml:space="preserve">Arvind SmartSpaces Q4 &amp; FY26 media release (arvindsmartspaces.com) and FY26 result coverage (Construction World, scanx, constrofacilitator)</w:t>
+      </w:r>
+    </w:p>
+    <w:p>
+      <w:pPr>
+        <w:pStyle w:val="ListParagraph"/>
+        <w:numPr>
+          <w:ilvl w:val="0"/>
+          <w:numId w:val="1"/>
+        </w:numPr>
+        <w:spacing w:after="60"/>
+      </w:pPr>
+      <w:r>
+        <w:t xml:space="preserve">Screener.in consolidated page (ROCE, borrowings), Trendlyne shareholding pattern</w:t>
+      </w:r>
+    </w:p>
+    <w:p>
+      <w:pPr>
+        <w:pStyle w:val="ListParagraph"/>
+        <w:numPr>
+          <w:ilvl w:val="0"/>
+          <w:numId w:val="1"/>
+        </w:numPr>
+        <w:spacing w:after="60"/>
+      </w:pPr>
+      <w:r>
+        <w:t xml:space="preserve">FY26 net-debt / credit-rating commentary (Construction World, marketsmojo)</w:t>
+      </w:r>
+    </w:p>
+    <w:p>
+      <w:pPr>
+        <w:spacing w:after="120"/>
+      </w:pPr>
+      <w:r>
+        <w:rPr>
+          <w:b/>
+          <w:bCs/>
+          <w:sz w:val="20"/>
+          <w:szCs w:val="20"/>
+        </w:rPr>
+        <w:t xml:space="preserve">Annual-report findings (3-year view):</w:t>
+      </w:r>
+    </w:p>
+    <w:p>
+      <w:pPr>
+        <w:pStyle w:val="ListParagraph"/>
+        <w:numPr>
+          <w:ilvl w:val="0"/>
+          <w:numId w:val="1"/>
+        </w:numPr>
+        <w:spacing w:after="60"/>
+      </w:pPr>
+      <w:r>
+        <w:t xml:space="preserve">FY26 bookings Rs 1,550 Cr (+22% YoY), collections Rs 1,100 Cr (+17%), net operating cash flow Rs 417 Cr — cash generation strong despite the land ramp</w:t>
+      </w:r>
+    </w:p>
+    <w:p>
+      <w:pPr>
+        <w:pStyle w:val="ListParagraph"/>
+        <w:numPr>
+          <w:ilvl w:val="0"/>
+          <w:numId w:val="1"/>
+        </w:numPr>
+        <w:spacing w:after="60"/>
+      </w:pPr>
+      <w:r>
+        <w:t xml:space="preserve">FY26 reported revenue Rs 564 Cr / adj EBITDA Rs 156 Cr / PAT Rs 103 Cr (-13% YoY) — recognition timing under RERA, not a demand decline</w:t>
+      </w:r>
+    </w:p>
+    <w:p>
+      <w:pPr>
+        <w:pStyle w:val="ListParagraph"/>
+        <w:numPr>
+          <w:ilvl w:val="0"/>
+          <w:numId w:val="1"/>
+        </w:numPr>
+        <w:spacing w:after="60"/>
+      </w:pPr>
+      <w:r>
+        <w:t xml:space="preserve">Gross borrowings Rs 110 Cr (FY24) -&gt; Rs 285 Cr (FY25) -&gt; Rs 583 Cr (FY26); net debt Rs 167 Cr at Mar-26 vs Rs 79 Cr at Dec-25, net debt/equity ~0.26</w:t>
+      </w:r>
+    </w:p>
+    <w:p>
+      <w:pPr>
+        <w:pStyle w:val="ListParagraph"/>
+        <w:numPr>
+          <w:ilvl w:val="0"/>
+          <w:numId w:val="1"/>
+        </w:numPr>
+        <w:spacing w:after="60"/>
+      </w:pPr>
+      <w:r>
+        <w:t xml:space="preserve">Promoter holding 53.83% with zero pledge; historical promoter buying via warrant conversion and open market across multiple cycles</w:t>
+      </w:r>
+    </w:p>
+    <w:p>
+      <w:pPr>
+        <w:pStyle w:val="ListParagraph"/>
+        <w:numPr>
+          <w:ilvl w:val="0"/>
+          <w:numId w:val="1"/>
+        </w:numPr>
+        <w:spacing w:after="60"/>
+      </w:pPr>
+      <w:r>
+        <w:t xml:space="preserve">ROCE recovered to ~18% (FY26 consolidated) after dipping to ~12% in FY25 on the recognition trough</w:t>
+      </w:r>
+    </w:p>
+    <w:p>
+      <w:pPr>
+        <w:pStyle w:val="ListParagraph"/>
+        <w:numPr>
+          <w:ilvl w:val="0"/>
+          <w:numId w:val="1"/>
+        </w:numPr>
+        <w:spacing w:after="60"/>
+      </w:pPr>
+      <w:r>
+        <w:t xml:space="preserve">India Ratings upgraded the credit rating to AA / stable outlook in FY26</w:t>
+      </w:r>
+    </w:p>
+    <w:p>
+      <w:pPr>
+        <w:spacing w:after="120"/>
+      </w:pPr>
+      <w:r>
+        <w:rPr>
+          <w:b/>
+          <w:bCs/>
+          <w:sz w:val="20"/>
+          <w:szCs w:val="20"/>
+        </w:rPr>
+        <w:t xml:space="preserve">Quarterly trend (last ~4 quarters + concall commentary):</w:t>
+      </w:r>
+    </w:p>
+    <w:p>
+      <w:pPr>
+        <w:pStyle w:val="ListParagraph"/>
+        <w:numPr>
+          <w:ilvl w:val="0"/>
+          <w:numId w:val="1"/>
+        </w:numPr>
+        <w:spacing w:after="60"/>
+      </w:pPr>
+      <w:r>
+        <w:t xml:space="preserve">Q3FY24: PAT more than doubled, quarterly bookings ~Rs 280 Cr</w:t>
+      </w:r>
+    </w:p>
+    <w:p>
+      <w:pPr>
+        <w:pStyle w:val="ListParagraph"/>
+        <w:numPr>
+          <w:ilvl w:val="0"/>
+          <w:numId w:val="1"/>
+        </w:numPr>
+        <w:spacing w:after="60"/>
+      </w:pPr>
+      <w:r>
+        <w:t xml:space="preserve">Q1FY26: revenue Rs 102 Cr, PAT Rs 12 Cr (a weak recognition quarter / low base)</w:t>
+      </w:r>
+    </w:p>
+    <w:p>
+      <w:pPr>
+        <w:pStyle w:val="ListParagraph"/>
+        <w:numPr>
+          <w:ilvl w:val="0"/>
+          <w:numId w:val="1"/>
+        </w:numPr>
+        <w:spacing w:after="60"/>
+      </w:pPr>
+      <w:r>
+        <w:t xml:space="preserve">Q4FY26: PAT roughly doubled YoY; standalone revenue +77% while consolidated fell ~21% (recognition mix)</w:t>
+      </w:r>
+    </w:p>
+    <w:p>
+      <w:pPr>
+        <w:pStyle w:val="ListParagraph"/>
+        <w:numPr>
+          <w:ilvl w:val="0"/>
+          <w:numId w:val="1"/>
+        </w:numPr>
+        <w:spacing w:after="60"/>
+      </w:pPr>
+      <w:r>
+        <w:t xml:space="preserve">Q1FY27: revenue Rs 318 Cr (+212%), adj EBITDA Rs 152 Cr (+508%), PAT Rs 97 Cr (+708%), bookings Rs 432 Cr (+147%), collections Rs 336 Cr (+76%), net operating cash flow +Rs 81 Cr</w:t>
+      </w:r>
+    </w:p>
+    <w:p>
+      <w:pPr>
+        <w:spacing w:after="120"/>
+      </w:pPr>
+      <w:r>
+        <w:rPr>
+          <w:b/>
+          <w:bCs/>
+          <w:sz w:val="20"/>
+          <w:szCs w:val="20"/>
+        </w:rPr>
+        <w:t xml:space="preserve">Exchange announcements (last 6 months):</w:t>
+      </w:r>
+    </w:p>
+    <w:p>
+      <w:pPr>
+        <w:pStyle w:val="ListParagraph"/>
+        <w:numPr>
+          <w:ilvl w:val="0"/>
+          <w:numId w:val="1"/>
+        </w:numPr>
+        <w:spacing w:after="60"/>
+      </w:pPr>
+      <w:r>
+        <w:t xml:space="preserve">Q1FY27 result (Aug 2026): record pre-sales, 708% PAT growth, stock hit fresh 52-week high (+~11%)</w:t>
+      </w:r>
+    </w:p>
+    <w:p>
+      <w:pPr>
+        <w:pStyle w:val="ListParagraph"/>
+        <w:numPr>
+          <w:ilvl w:val="0"/>
+          <w:numId w:val="1"/>
+        </w:numPr>
+        <w:spacing w:after="60"/>
+      </w:pPr>
+      <w:r>
+        <w:t xml:space="preserve">Q1FY27: added projects with aggregate GDV of ~Rs 2,600 Cr toward the Rs 4,000-5,000 Cr FY27 BD target</w:t>
+      </w:r>
+    </w:p>
+    <w:p>
+      <w:pPr>
+        <w:pStyle w:val="ListParagraph"/>
+        <w:numPr>
+          <w:ilvl w:val="0"/>
+          <w:numId w:val="1"/>
+        </w:numPr>
+        <w:spacing w:after="60"/>
+      </w:pPr>
+      <w:r>
+        <w:t xml:space="preserve">FY26: credit rating upgraded to AA / stable by India Ratings</w:t>
+      </w:r>
+    </w:p>
+    <w:p>
+      <w:pPr>
+        <w:pStyle w:val="ListParagraph"/>
+        <w:numPr>
+          <w:ilvl w:val="0"/>
+          <w:numId w:val="1"/>
+        </w:numPr>
+        <w:spacing w:after="60"/>
+      </w:pPr>
+      <w:r>
+        <w:t xml:space="preserve">Management on the investor circuit (Equirus India Growth Summit) — signalling, not a hard event</w:t>
+      </w:r>
+    </w:p>
+    <w:p>
+      <w:pPr>
+        <w:spacing w:after="120"/>
+      </w:pPr>
+      <w:r>
+        <w:rPr>
+          <w:b/>
+          <w:bCs/>
+          <w:sz w:val="20"/>
+          <w:szCs w:val="20"/>
+        </w:rPr>
+        <w:t xml:space="preserve">Key new facts vs. the prior write-up:</w:t>
+      </w:r>
+    </w:p>
+    <w:p>
+      <w:pPr>
+        <w:pStyle w:val="ListParagraph"/>
+        <w:numPr>
+          <w:ilvl w:val="0"/>
+          <w:numId w:val="1"/>
+        </w:numPr>
+        <w:spacing w:after="60"/>
+      </w:pPr>
+      <w:r>
+        <w:t xml:space="preserve">Q1FY27 bookings +147% YoY plus positive operating cash flow directly answers the 'is the pipeline converting?' concern that had capped conviction</w:t>
+      </w:r>
+    </w:p>
+    <w:p>
+      <w:pPr>
+        <w:pStyle w:val="ListParagraph"/>
+        <w:numPr>
+          <w:ilvl w:val="0"/>
+          <w:numId w:val="1"/>
+        </w:numPr>
+        <w:spacing w:after="60"/>
+      </w:pPr>
+      <w:r>
+        <w:t xml:space="preserve">Credit rating now AA/stable — cheaper funding for the land/BD ramp</w:t>
+      </w:r>
+    </w:p>
+    <w:p>
+      <w:pPr>
+        <w:pStyle w:val="ListParagraph"/>
+        <w:numPr>
+          <w:ilvl w:val="0"/>
+          <w:numId w:val="1"/>
+        </w:numPr>
+        <w:spacing w:after="60"/>
+      </w:pPr>
+      <w:r>
+        <w:t xml:space="preserve">Net debt roughly doubled in one quarter (Rs 79 Cr -&gt; Rs 167 Cr) — the land-funded leverage build is real and accelerating</w:t>
+      </w:r>
+    </w:p>
+    <w:p>
+      <w:pPr>
+        <w:pStyle w:val="ListParagraph"/>
+        <w:numPr>
+          <w:ilvl w:val="0"/>
+          <w:numId w:val="1"/>
+        </w:numPr>
+        <w:spacing w:after="60"/>
+      </w:pPr>
+      <w:r>
+        <w:t xml:space="preserve">ROCE back to ~18% after the FY25 recognition trough</w:t>
+      </w:r>
+    </w:p>
+    <w:p>
+      <w:pPr>
+        <w:spacing w:after="120"/>
+      </w:pPr>
+      <w:r>
+        <w:rPr>
+          <w:b/>
+          <w:bCs/>
+          <w:sz w:val="20"/>
+          <w:szCs w:val="20"/>
+        </w:rPr>
+        <w:t xml:space="preserve">Open questions / what to watch:</w:t>
+      </w:r>
+    </w:p>
+    <w:p>
+      <w:pPr>
+        <w:pStyle w:val="ListParagraph"/>
+        <w:numPr>
+          <w:ilvl w:val="0"/>
+          <w:numId w:val="1"/>
+        </w:numPr>
+        <w:spacing w:after="60"/>
+      </w:pPr>
+      <w:r>
+        <w:t xml:space="preserve">Does FY27 bookings growth actually land in the guided 35-40% band, or was Q1's +147% front-loaded by a large launch?</w:t>
+      </w:r>
+    </w:p>
+    <w:p>
+      <w:pPr>
+        <w:pStyle w:val="ListParagraph"/>
+        <w:numPr>
+          <w:ilvl w:val="0"/>
+          <w:numId w:val="1"/>
+        </w:numPr>
+        <w:spacing w:after="60"/>
+      </w:pPr>
+      <w:r>
+        <w:t xml:space="preserve">How high does net debt go through FY27 as BD ramps to Rs 4,000-5,000 Cr GDV, and at what net debt/equity does management stop?</w:t>
+      </w:r>
+    </w:p>
+    <w:p>
+      <w:pPr>
+        <w:pStyle w:val="ListParagraph"/>
+        <w:numPr>
+          <w:ilvl w:val="0"/>
+          <w:numId w:val="1"/>
+        </w:numPr>
+        <w:spacing w:after="60"/>
+      </w:pPr>
+      <w:r>
+        <w:t xml:space="preserve">Can the company execute in MMR, a new and highly competitive market with no local track record?</w:t>
+      </w:r>
+    </w:p>
+    <w:p>
+      <w:pPr>
+        <w:spacing w:after="120" w:before="120"/>
+      </w:pPr>
+      <w:r>
+        <w:rPr>
+          <w:b/>
+          <w:bCs/>
+          <w:sz w:val="20"/>
+          <w:szCs w:val="20"/>
+        </w:rPr>
+        <w:t xml:space="preserve">Conviction impact: </w:t>
+      </w:r>
+      <w:r>
+        <w:rPr>
+          <w:sz w:val="20"/>
+          <w:szCs w:val="20"/>
+        </w:rPr>
+        <w:t xml:space="preserve">Low-Medium -&gt; Medium. Q1FY27 (bookings +147%, collections +76%, positive operating cash flow) plus the AA/stable credit upgrade convert the pipeline from a promise into a visible trend; held at Medium, not higher, because the land-funded debt build is accelerating fast, reported earnings stay RERA-lumpy and the forum thread is 16 months stale.</w:t>
       </w:r>
     </w:p>
     <w:p>
@@ -249,15 +740,22 @@
         <w:spacing w:after="120" w:before="280"/>
       </w:pPr>
       <w:r>
-        <w:t xml:space="preserve">ValuePickr Community Signal</w:t>
-      </w:r>
-    </w:p>
-    <w:p>
-      <w:pPr>
-        <w:spacing w:after="120"/>
-      </w:pPr>
-      <w:r>
-        <w:t xml:space="preserve">Read the most recent 50 of 65 posts (2015-2025, heavily weighted toward 2023-2025 given large historical gaps). The thread has gone quiet since Apr 2025 (~16 months, consistent with state.json's stale last_forum_activity), but the last active period (2024-2025) was consistently positive: new project launches (4 in FY25, guidance of 6-8 more in FY26), continued promoter buying during corrections, and broker coverage initiation (Axis Securities).</w:t>
+        <w:t xml:space="preserve">Guidance &amp; Expectation Gap</w:t>
+      </w:r>
+    </w:p>
+    <w:p>
+      <w:pPr>
+        <w:spacing w:after="120"/>
+      </w:pPr>
+      <w:r>
+        <w:rPr>
+          <w:i/>
+          <w:iCs/>
+          <w:color w:val="666666"/>
+          <w:sz w:val="18"/>
+          <w:szCs w:val="18"/>
+        </w:rPr>
+        <w:t xml:space="preserve">Management guidance decoded into commitments, graded on the expectation → action → operational → commercial → financial ladder, then compared to what the current price appears to assume. Method: playbook/guidance-and-expectation-gap.md.</w:t>
       </w:r>
     </w:p>
     <w:p>
@@ -271,14 +769,1064 @@
           <w:sz w:val="20"/>
           <w:szCs w:val="20"/>
         </w:rPr>
-        <w:t xml:space="preserve">High-conviction call from a top contributor: </w:t>
-      </w:r>
-      <w:r>
-        <w:rPr>
-          <w:sz w:val="20"/>
-          <w:szCs w:val="20"/>
-        </w:rPr>
-        <w:t xml:space="preserve">Gautam_Chopra (trusted, elevated) was the most active tracker through 2024-2025, consistently reporting positive project-addition and promoter-buying news without over-claiming. No explicit high-conviction 'primary holding' statement, but sustained, consistent positive engagement.</w:t>
+        <w:t xml:space="preserve">Commitment ladder (most-proven first):</w:t>
+      </w:r>
+    </w:p>
+    <w:tbl>
+      <w:tblPr>
+        <w:tblW w:type="dxa" w:w="9000"/>
+        <w:tblBorders>
+          <w:top w:val="single" w:color="auto" w:sz="4"/>
+          <w:left w:val="single" w:color="auto" w:sz="4"/>
+          <w:bottom w:val="single" w:color="auto" w:sz="4"/>
+          <w:right w:val="single" w:color="auto" w:sz="4"/>
+          <w:insideH w:val="single" w:color="auto" w:sz="4"/>
+          <w:insideV w:val="single" w:color="auto" w:sz="4"/>
+        </w:tblBorders>
+      </w:tblPr>
+      <w:tblGrid>
+        <w:gridCol w:w="1100"/>
+        <w:gridCol w:w="2600"/>
+        <w:gridCol w:w="2400"/>
+        <w:gridCol w:w="900"/>
+        <w:gridCol w:w="1200"/>
+        <w:gridCol w:w="800"/>
+      </w:tblGrid>
+      <w:tr>
+        <w:trPr>
+          <w:tblHeader/>
+        </w:trPr>
+        <w:tc>
+          <w:tcPr>
+            <w:tcW w:type="dxa" w:w="1100"/>
+            <w:shd w:fill="F2F2F2" w:val="clear"/>
+          </w:tcPr>
+          <w:p>
+            <w:r>
+              <w:rPr>
+                <w:b/>
+                <w:bCs/>
+                <w:sz w:val="18"/>
+                <w:szCs w:val="18"/>
+              </w:rPr>
+              <w:t xml:space="preserve">Area</w:t>
+            </w:r>
+          </w:p>
+        </w:tc>
+        <w:tc>
+          <w:tcPr>
+            <w:tcW w:type="dxa" w:w="2600"/>
+            <w:shd w:fill="F2F2F2" w:val="clear"/>
+          </w:tcPr>
+          <w:p>
+            <w:r>
+              <w:rPr>
+                <w:b/>
+                <w:bCs/>
+                <w:sz w:val="18"/>
+                <w:szCs w:val="18"/>
+              </w:rPr>
+              <w:t xml:space="preserve">Commitment</w:t>
+            </w:r>
+          </w:p>
+        </w:tc>
+        <w:tc>
+          <w:tcPr>
+            <w:tcW w:type="dxa" w:w="2400"/>
+            <w:shd w:fill="F2F2F2" w:val="clear"/>
+          </w:tcPr>
+          <w:p>
+            <w:r>
+              <w:rPr>
+                <w:b/>
+                <w:bCs/>
+                <w:sz w:val="18"/>
+                <w:szCs w:val="18"/>
+              </w:rPr>
+              <w:t xml:space="preserve">Specifics</w:t>
+            </w:r>
+          </w:p>
+        </w:tc>
+        <w:tc>
+          <w:tcPr>
+            <w:tcW w:type="dxa" w:w="900"/>
+            <w:shd w:fill="F2F2F2" w:val="clear"/>
+          </w:tcPr>
+          <w:p>
+            <w:r>
+              <w:rPr>
+                <w:b/>
+                <w:bCs/>
+                <w:sz w:val="18"/>
+                <w:szCs w:val="18"/>
+              </w:rPr>
+              <w:t xml:space="preserve">By when</w:t>
+            </w:r>
+          </w:p>
+        </w:tc>
+        <w:tc>
+          <w:tcPr>
+            <w:tcW w:type="dxa" w:w="1200"/>
+            <w:shd w:fill="F2F2F2" w:val="clear"/>
+          </w:tcPr>
+          <w:p>
+            <w:r>
+              <w:rPr>
+                <w:b/>
+                <w:bCs/>
+                <w:sz w:val="18"/>
+                <w:szCs w:val="18"/>
+              </w:rPr>
+              <w:t xml:space="preserve">Stage</w:t>
+            </w:r>
+          </w:p>
+        </w:tc>
+        <w:tc>
+          <w:tcPr>
+            <w:tcW w:type="dxa" w:w="800"/>
+            <w:shd w:fill="F2F2F2" w:val="clear"/>
+          </w:tcPr>
+          <w:p>
+            <w:r>
+              <w:rPr>
+                <w:b/>
+                <w:bCs/>
+                <w:sz w:val="18"/>
+                <w:szCs w:val="18"/>
+              </w:rPr>
+              <w:t xml:space="preserve">Thesis-critical</w:t>
+            </w:r>
+          </w:p>
+        </w:tc>
+      </w:tr>
+      <w:tr>
+        <w:tc>
+          <w:tcPr>
+            <w:tcW w:type="dxa" w:w="1100"/>
+          </w:tcPr>
+          <w:p>
+            <w:r>
+              <w:rPr>
+                <w:b w:val="false"/>
+                <w:bCs w:val="false"/>
+                <w:sz w:val="18"/>
+                <w:szCs w:val="18"/>
+              </w:rPr>
+              <w:t xml:space="preserve">growth</w:t>
+            </w:r>
+          </w:p>
+        </w:tc>
+        <w:tc>
+          <w:tcPr>
+            <w:tcW w:type="dxa" w:w="2600"/>
+          </w:tcPr>
+          <w:p>
+            <w:r>
+              <w:rPr>
+                <w:b w:val="false"/>
+                <w:bCs w:val="false"/>
+                <w:sz w:val="18"/>
+                <w:szCs w:val="18"/>
+              </w:rPr>
+              <w:t xml:space="preserve">FY27 bookings growth of 35-40% over FY26 (Rs 1,550 Cr base)</w:t>
+            </w:r>
+          </w:p>
+        </w:tc>
+        <w:tc>
+          <w:tcPr>
+            <w:tcW w:type="dxa" w:w="2400"/>
+          </w:tcPr>
+          <w:p>
+            <w:r>
+              <w:rPr>
+                <w:b w:val="false"/>
+                <w:bCs w:val="false"/>
+                <w:sz w:val="18"/>
+                <w:szCs w:val="18"/>
+              </w:rPr>
+              <w:t xml:space="preserve">35-40%; implies FY27 bookings ~Rs 2,100-2,170 Cr</w:t>
+            </w:r>
+          </w:p>
+        </w:tc>
+        <w:tc>
+          <w:tcPr>
+            <w:tcW w:type="dxa" w:w="900"/>
+          </w:tcPr>
+          <w:p>
+            <w:r>
+              <w:rPr>
+                <w:b w:val="false"/>
+                <w:bCs w:val="false"/>
+                <w:sz w:val="18"/>
+                <w:szCs w:val="18"/>
+              </w:rPr>
+              <w:t xml:space="preserve">FY27</w:t>
+            </w:r>
+          </w:p>
+        </w:tc>
+        <w:tc>
+          <w:tcPr>
+            <w:tcW w:type="dxa" w:w="1200"/>
+          </w:tcPr>
+          <w:p>
+            <w:r>
+              <w:rPr>
+                <w:b w:val="false"/>
+                <w:bCs w:val="false"/>
+                <w:sz w:val="18"/>
+                <w:szCs w:val="18"/>
+              </w:rPr>
+              <w:t xml:space="preserve">commercial</w:t>
+            </w:r>
+          </w:p>
+        </w:tc>
+        <w:tc>
+          <w:tcPr>
+            <w:tcW w:type="dxa" w:w="800"/>
+          </w:tcPr>
+          <w:p>
+            <w:r>
+              <w:rPr>
+                <w:b w:val="false"/>
+                <w:bCs w:val="false"/>
+                <w:sz w:val="18"/>
+                <w:szCs w:val="18"/>
+              </w:rPr>
+              <w:t xml:space="preserve">yes</w:t>
+            </w:r>
+          </w:p>
+        </w:tc>
+      </w:tr>
+      <w:tr>
+        <w:tc>
+          <w:tcPr>
+            <w:tcW w:type="dxa" w:w="1100"/>
+          </w:tcPr>
+          <w:p>
+            <w:r>
+              <w:rPr>
+                <w:b w:val="false"/>
+                <w:bCs w:val="false"/>
+                <w:sz w:val="18"/>
+                <w:szCs w:val="18"/>
+              </w:rPr>
+              <w:t xml:space="preserve">new_business</w:t>
+            </w:r>
+          </w:p>
+        </w:tc>
+        <w:tc>
+          <w:tcPr>
+            <w:tcW w:type="dxa" w:w="2600"/>
+          </w:tcPr>
+          <w:p>
+            <w:r>
+              <w:rPr>
+                <w:b w:val="false"/>
+                <w:bCs w:val="false"/>
+                <w:sz w:val="18"/>
+                <w:szCs w:val="18"/>
+              </w:rPr>
+              <w:t xml:space="preserve">Add Rs 4,000-5,000 Cr of new project GDV in FY27</w:t>
+            </w:r>
+          </w:p>
+        </w:tc>
+        <w:tc>
+          <w:tcPr>
+            <w:tcW w:type="dxa" w:w="2400"/>
+          </w:tcPr>
+          <w:p>
+            <w:r>
+              <w:rPr>
+                <w:b w:val="false"/>
+                <w:bCs w:val="false"/>
+                <w:sz w:val="18"/>
+                <w:szCs w:val="18"/>
+              </w:rPr>
+              <w:t xml:space="preserve">Rs ~2,600 Cr GDV already added in Q1FY27</w:t>
+            </w:r>
+          </w:p>
+        </w:tc>
+        <w:tc>
+          <w:tcPr>
+            <w:tcW w:type="dxa" w:w="900"/>
+          </w:tcPr>
+          <w:p>
+            <w:r>
+              <w:rPr>
+                <w:b w:val="false"/>
+                <w:bCs w:val="false"/>
+                <w:sz w:val="18"/>
+                <w:szCs w:val="18"/>
+              </w:rPr>
+              <w:t xml:space="preserve">FY27</w:t>
+            </w:r>
+          </w:p>
+        </w:tc>
+        <w:tc>
+          <w:tcPr>
+            <w:tcW w:type="dxa" w:w="1200"/>
+          </w:tcPr>
+          <w:p>
+            <w:r>
+              <w:rPr>
+                <w:b w:val="false"/>
+                <w:bCs w:val="false"/>
+                <w:sz w:val="18"/>
+                <w:szCs w:val="18"/>
+              </w:rPr>
+              <w:t xml:space="preserve">commercial</w:t>
+            </w:r>
+          </w:p>
+        </w:tc>
+        <w:tc>
+          <w:tcPr>
+            <w:tcW w:type="dxa" w:w="800"/>
+          </w:tcPr>
+          <w:p>
+            <w:r>
+              <w:rPr>
+                <w:b w:val="false"/>
+                <w:bCs w:val="false"/>
+                <w:sz w:val="18"/>
+                <w:szCs w:val="18"/>
+              </w:rPr>
+              <w:t xml:space="preserve">yes</w:t>
+            </w:r>
+          </w:p>
+        </w:tc>
+      </w:tr>
+      <w:tr>
+        <w:tc>
+          <w:tcPr>
+            <w:tcW w:type="dxa" w:w="1100"/>
+          </w:tcPr>
+          <w:p>
+            <w:r>
+              <w:rPr>
+                <w:b w:val="false"/>
+                <w:bCs w:val="false"/>
+                <w:sz w:val="18"/>
+                <w:szCs w:val="18"/>
+              </w:rPr>
+              <w:t xml:space="preserve">balance_sheet</w:t>
+            </w:r>
+          </w:p>
+        </w:tc>
+        <w:tc>
+          <w:tcPr>
+            <w:tcW w:type="dxa" w:w="2600"/>
+          </w:tcPr>
+          <w:p>
+            <w:r>
+              <w:rPr>
+                <w:b w:val="false"/>
+                <w:bCs w:val="false"/>
+                <w:sz w:val="18"/>
+                <w:szCs w:val="18"/>
+              </w:rPr>
+              <w:t xml:space="preserve">Fund the land/BD ramp while keeping leverage moderate</w:t>
+            </w:r>
+          </w:p>
+        </w:tc>
+        <w:tc>
+          <w:tcPr>
+            <w:tcW w:type="dxa" w:w="2400"/>
+          </w:tcPr>
+          <w:p>
+            <w:r>
+              <w:rPr>
+                <w:b w:val="false"/>
+                <w:bCs w:val="false"/>
+                <w:sz w:val="18"/>
+                <w:szCs w:val="18"/>
+              </w:rPr>
+              <w:t xml:space="preserve">net debt Rs 167 Cr, net debt/equity ~0.26-0.29x at Q1FY27; AA/stable rating</w:t>
+            </w:r>
+          </w:p>
+        </w:tc>
+        <w:tc>
+          <w:tcPr>
+            <w:tcW w:type="dxa" w:w="900"/>
+          </w:tcPr>
+          <w:p>
+            <w:r>
+              <w:rPr>
+                <w:b w:val="false"/>
+                <w:bCs w:val="false"/>
+                <w:sz w:val="18"/>
+                <w:szCs w:val="18"/>
+              </w:rPr>
+              <w:t xml:space="preserve">FY27</w:t>
+            </w:r>
+          </w:p>
+        </w:tc>
+        <w:tc>
+          <w:tcPr>
+            <w:tcW w:type="dxa" w:w="1200"/>
+          </w:tcPr>
+          <w:p>
+            <w:r>
+              <w:rPr>
+                <w:b w:val="false"/>
+                <w:bCs w:val="false"/>
+                <w:sz w:val="18"/>
+                <w:szCs w:val="18"/>
+              </w:rPr>
+              <w:t xml:space="preserve">operational</w:t>
+            </w:r>
+          </w:p>
+        </w:tc>
+        <w:tc>
+          <w:tcPr>
+            <w:tcW w:type="dxa" w:w="800"/>
+          </w:tcPr>
+          <w:p>
+            <w:r>
+              <w:rPr>
+                <w:b w:val="false"/>
+                <w:bCs w:val="false"/>
+                <w:sz w:val="18"/>
+                <w:szCs w:val="18"/>
+              </w:rPr>
+              <w:t xml:space="preserve">yes</w:t>
+            </w:r>
+          </w:p>
+        </w:tc>
+      </w:tr>
+      <w:tr>
+        <w:tc>
+          <w:tcPr>
+            <w:tcW w:type="dxa" w:w="1100"/>
+          </w:tcPr>
+          <w:p>
+            <w:r>
+              <w:rPr>
+                <w:b w:val="false"/>
+                <w:bCs w:val="false"/>
+                <w:sz w:val="18"/>
+                <w:szCs w:val="18"/>
+              </w:rPr>
+              <w:t xml:space="preserve">margin</w:t>
+            </w:r>
+          </w:p>
+        </w:tc>
+        <w:tc>
+          <w:tcPr>
+            <w:tcW w:type="dxa" w:w="2600"/>
+          </w:tcPr>
+          <w:p>
+            <w:r>
+              <w:rPr>
+                <w:b w:val="false"/>
+                <w:bCs w:val="false"/>
+                <w:sz w:val="18"/>
+                <w:szCs w:val="18"/>
+              </w:rPr>
+              <w:t xml:space="preserve">EBITDA margin on new sales of 22-25%</w:t>
+            </w:r>
+          </w:p>
+        </w:tc>
+        <w:tc>
+          <w:tcPr>
+            <w:tcW w:type="dxa" w:w="2400"/>
+          </w:tcPr>
+          <w:p>
+            <w:r>
+              <w:rPr>
+                <w:b w:val="false"/>
+                <w:bCs w:val="false"/>
+                <w:sz w:val="18"/>
+                <w:szCs w:val="18"/>
+              </w:rPr>
+              <w:t xml:space="preserve">22-25% on newly sold inventory</w:t>
+            </w:r>
+          </w:p>
+        </w:tc>
+        <w:tc>
+          <w:tcPr>
+            <w:tcW w:type="dxa" w:w="900"/>
+          </w:tcPr>
+          <w:p>
+            <w:r>
+              <w:rPr>
+                <w:b w:val="false"/>
+                <w:bCs w:val="false"/>
+                <w:sz w:val="18"/>
+                <w:szCs w:val="18"/>
+              </w:rPr>
+              <w:t xml:space="preserve">FY27</w:t>
+            </w:r>
+          </w:p>
+        </w:tc>
+        <w:tc>
+          <w:tcPr>
+            <w:tcW w:type="dxa" w:w="1200"/>
+          </w:tcPr>
+          <w:p>
+            <w:r>
+              <w:rPr>
+                <w:b w:val="false"/>
+                <w:bCs w:val="false"/>
+                <w:sz w:val="18"/>
+                <w:szCs w:val="18"/>
+              </w:rPr>
+              <w:t xml:space="preserve">operational</w:t>
+            </w:r>
+          </w:p>
+        </w:tc>
+        <w:tc>
+          <w:tcPr>
+            <w:tcW w:type="dxa" w:w="800"/>
+          </w:tcPr>
+          <w:p>
+            <w:r>
+              <w:rPr>
+                <w:b w:val="false"/>
+                <w:bCs w:val="false"/>
+                <w:sz w:val="18"/>
+                <w:szCs w:val="18"/>
+              </w:rPr>
+              <w:t xml:space="preserve"/>
+            </w:r>
+          </w:p>
+        </w:tc>
+      </w:tr>
+    </w:tbl>
+    <w:p>
+      <w:pPr>
+        <w:spacing w:after="60" w:before="120"/>
+      </w:pPr>
+      <w:r>
+        <w:rPr>
+          <w:b/>
+          <w:bCs/>
+          <w:sz w:val="20"/>
+          <w:szCs w:val="20"/>
+        </w:rPr>
+        <w:t xml:space="preserve">Earnings chain: </w:t>
+      </w:r>
+      <w:r>
+        <w:rPr>
+          <w:b w:val="false"/>
+          <w:bCs w:val="false"/>
+          <w:sz w:val="20"/>
+          <w:szCs w:val="20"/>
+        </w:rPr>
+        <w:t xml:space="preserve">new project GDV added</w:t>
+      </w:r>
+      <w:r>
+        <w:rPr>
+          <w:color w:val="666666"/>
+          <w:sz w:val="20"/>
+          <w:szCs w:val="20"/>
+        </w:rPr>
+        <w:t xml:space="preserve"> → </w:t>
+      </w:r>
+      <w:r>
+        <w:rPr>
+          <w:b w:val="false"/>
+          <w:bCs w:val="false"/>
+          <w:sz w:val="20"/>
+          <w:szCs w:val="20"/>
+        </w:rPr>
+        <w:t xml:space="preserve">launches + bookings growth (35-40%)</w:t>
+      </w:r>
+      <w:r>
+        <w:rPr>
+          <w:color w:val="666666"/>
+          <w:sz w:val="20"/>
+          <w:szCs w:val="20"/>
+        </w:rPr>
+        <w:t xml:space="preserve"> → </w:t>
+      </w:r>
+      <w:r>
+        <w:rPr>
+          <w:b w:val="false"/>
+          <w:bCs w:val="false"/>
+          <w:sz w:val="20"/>
+          <w:szCs w:val="20"/>
+        </w:rPr>
+        <w:t xml:space="preserve">collections (cash)</w:t>
+      </w:r>
+      <w:r>
+        <w:rPr>
+          <w:color w:val="666666"/>
+          <w:sz w:val="20"/>
+          <w:szCs w:val="20"/>
+        </w:rPr>
+        <w:t xml:space="preserve"> → </w:t>
+      </w:r>
+      <w:r>
+        <w:rPr>
+          <w:b/>
+          <w:bCs/>
+          <w:color w:val="A32020"/>
+          <w:sz w:val="20"/>
+          <w:szCs w:val="20"/>
+        </w:rPr>
+        <w:t xml:space="preserve">RERA revenue recognition (36-48m lag)</w:t>
+      </w:r>
+      <w:r>
+        <w:rPr>
+          <w:color w:val="666666"/>
+          <w:sz w:val="20"/>
+          <w:szCs w:val="20"/>
+        </w:rPr>
+        <w:t xml:space="preserve"> → </w:t>
+      </w:r>
+      <w:r>
+        <w:rPr>
+          <w:b w:val="false"/>
+          <w:bCs w:val="false"/>
+          <w:sz w:val="20"/>
+          <w:szCs w:val="20"/>
+        </w:rPr>
+        <w:t xml:space="preserve">reported revenue + operating leverage</w:t>
+      </w:r>
+      <w:r>
+        <w:rPr>
+          <w:color w:val="666666"/>
+          <w:sz w:val="20"/>
+          <w:szCs w:val="20"/>
+        </w:rPr>
+        <w:t xml:space="preserve"> → </w:t>
+      </w:r>
+      <w:r>
+        <w:rPr>
+          <w:b w:val="false"/>
+          <w:bCs w:val="false"/>
+          <w:sz w:val="20"/>
+          <w:szCs w:val="20"/>
+        </w:rPr>
+        <w:t xml:space="preserve">EBITDA margin 22-25% on new sales</w:t>
+      </w:r>
+      <w:r>
+        <w:rPr>
+          <w:color w:val="666666"/>
+          <w:sz w:val="20"/>
+          <w:szCs w:val="20"/>
+        </w:rPr>
+        <w:t xml:space="preserve"> → </w:t>
+      </w:r>
+      <w:r>
+        <w:rPr>
+          <w:b w:val="false"/>
+          <w:bCs w:val="false"/>
+          <w:sz w:val="20"/>
+          <w:szCs w:val="20"/>
+        </w:rPr>
+        <w:t xml:space="preserve">PAT / FCF</w:t>
+      </w:r>
+    </w:p>
+    <w:p>
+      <w:pPr>
+        <w:spacing w:after="120"/>
+      </w:pPr>
+      <w:r>
+        <w:rPr>
+          <w:color w:val="666666"/>
+          <w:sz w:val="18"/>
+          <w:szCs w:val="18"/>
+        </w:rPr>
+        <w:t xml:space="preserve">Bottleneck link: RERA revenue recognition (36-48m lag).</w:t>
+      </w:r>
+    </w:p>
+    <w:p>
+      <w:pPr>
+        <w:spacing w:after="120"/>
+      </w:pPr>
+      <w:r>
+        <w:rPr>
+          <w:color w:val="666666"/>
+          <w:sz w:val="18"/>
+          <w:szCs w:val="18"/>
+        </w:rPr>
+        <w:t xml:space="preserve">Operating leverage: yes — fixed overheads against a much larger booking base; Q1FY27 adj EBITDA +508% on revenue +212%</w:t>
+      </w:r>
+    </w:p>
+    <w:p>
+      <w:pPr>
+        <w:spacing w:after="120"/>
+      </w:pPr>
+      <w:r>
+        <w:rPr>
+          <w:color w:val="666666"/>
+          <w:sz w:val="18"/>
+          <w:szCs w:val="18"/>
+        </w:rPr>
+        <w:t xml:space="preserve">Evidenced: new project GDV added; launches + bookings growth (35-40%); collections (cash). Still assumed: RERA revenue recognition (36-48m lag); reported revenue + operating leverage; EBITDA margin 22-25% on new sales.</w:t>
+      </w:r>
+    </w:p>
+    <w:p>
+      <w:pPr>
+        <w:spacing w:after="120"/>
+      </w:pPr>
+      <w:r>
+        <w:rPr>
+          <w:b/>
+          <w:bCs/>
+          <w:sz w:val="20"/>
+          <w:szCs w:val="20"/>
+        </w:rPr>
+        <w:t xml:space="preserve">Market expectation vs. our path:</w:t>
+      </w:r>
+    </w:p>
+    <w:tbl>
+      <w:tblPr>
+        <w:tblW w:type="dxa" w:w="9000"/>
+        <w:tblBorders>
+          <w:top w:val="single" w:color="auto" w:sz="4"/>
+          <w:left w:val="single" w:color="auto" w:sz="4"/>
+          <w:bottom w:val="single" w:color="auto" w:sz="4"/>
+          <w:right w:val="single" w:color="auto" w:sz="4"/>
+          <w:insideH w:val="single" w:color="auto" w:sz="4"/>
+          <w:insideV w:val="single" w:color="auto" w:sz="4"/>
+        </w:tblBorders>
+      </w:tblPr>
+      <w:tblGrid>
+        <w:gridCol w:w="3200"/>
+        <w:gridCol w:w="5800"/>
+      </w:tblGrid>
+      <w:tr>
+        <w:tc>
+          <w:tcPr>
+            <w:tcW w:type="dxa" w:w="3200"/>
+            <w:shd w:fill="F2F2F2" w:val="clear"/>
+          </w:tcPr>
+          <w:p>
+            <w:r>
+              <w:rPr>
+                <w:b/>
+                <w:bCs/>
+              </w:rPr>
+              <w:t xml:space="preserve">As of</w:t>
+            </w:r>
+          </w:p>
+        </w:tc>
+        <w:tc>
+          <w:tcPr>
+            <w:tcW w:type="dxa" w:w="5800"/>
+          </w:tcPr>
+          <w:p>
+            <w:r>
+              <w:t xml:space="preserve">2026-09-08</w:t>
+            </w:r>
+          </w:p>
+        </w:tc>
+      </w:tr>
+      <w:tr>
+        <w:tc>
+          <w:tcPr>
+            <w:tcW w:type="dxa" w:w="3200"/>
+            <w:shd w:fill="F2F2F2" w:val="clear"/>
+          </w:tcPr>
+          <w:p>
+            <w:r>
+              <w:rPr>
+                <w:b/>
+                <w:bCs/>
+              </w:rPr>
+              <w:t xml:space="preserve">Price / multiple</w:t>
+            </w:r>
+          </w:p>
+        </w:tc>
+        <w:tc>
+          <w:tcPr>
+            <w:tcW w:type="dxa" w:w="5800"/>
+          </w:tcPr>
+          <w:p>
+            <w:r>
+              <w:t xml:space="preserve">Rs 637 · 15.8x P/E</w:t>
+            </w:r>
+          </w:p>
+        </w:tc>
+      </w:tr>
+      <w:tr>
+        <w:tc>
+          <w:tcPr>
+            <w:tcW w:type="dxa" w:w="3200"/>
+            <w:shd w:fill="F2F2F2" w:val="clear"/>
+          </w:tcPr>
+          <w:p>
+            <w:r>
+              <w:rPr>
+                <w:b/>
+                <w:bCs/>
+              </w:rPr>
+              <w:t xml:space="preserve">Right valuation lens</w:t>
+            </w:r>
+          </w:p>
+        </w:tc>
+        <w:tc>
+          <w:tcPr>
+            <w:tcW w:type="dxa" w:w="5800"/>
+          </w:tcPr>
+          <w:p>
+            <w:r>
+              <w:t xml:space="preserve">P/E</w:t>
+            </w:r>
+          </w:p>
+        </w:tc>
+      </w:tr>
+      <w:tr>
+        <w:tc>
+          <w:tcPr>
+            <w:tcW w:type="dxa" w:w="3200"/>
+            <w:shd w:fill="F2F2F2" w:val="clear"/>
+          </w:tcPr>
+          <w:p>
+            <w:r>
+              <w:rPr>
+                <w:b/>
+                <w:bCs/>
+              </w:rPr>
+              <w:t xml:space="preserve">Price implies</w:t>
+            </w:r>
+          </w:p>
+        </w:tc>
+        <w:tc>
+          <w:tcPr>
+            <w:tcW w:type="dxa" w:w="5800"/>
+          </w:tcPr>
+          <w:p>
+            <w:r>
+              <w:t xml:space="preserve">~15x reported P/E on lumpy trailing EPS; to be fair against an ~18-20x exit multiple the recognized-earnings base needs to roughly double over FY26-28 as the bookings backlog converts — bookings CAGR ~25-30% makes that achievable</w:t>
+            </w:r>
+          </w:p>
+        </w:tc>
+      </w:tr>
+      <w:tr>
+        <w:tc>
+          <w:tcPr>
+            <w:tcW w:type="dxa" w:w="3200"/>
+            <w:shd w:fill="F2F2F2" w:val="clear"/>
+          </w:tcPr>
+          <w:p>
+            <w:r>
+              <w:rPr>
+                <w:b/>
+                <w:bCs/>
+              </w:rPr>
+              <w:t xml:space="preserve">Our FY27</w:t>
+            </w:r>
+          </w:p>
+        </w:tc>
+        <w:tc>
+          <w:tcPr>
+            <w:tcW w:type="dxa" w:w="5800"/>
+          </w:tcPr>
+          <w:p>
+            <w:r>
+              <w:t xml:space="preserve">bookings ~Rs 2,100 Cr (+35-40%); reported revenue steps up as FY23-25 bookings recognize; PAT Rs 140-170 Cr</w:t>
+            </w:r>
+          </w:p>
+        </w:tc>
+      </w:tr>
+      <w:tr>
+        <w:tc>
+          <w:tcPr>
+            <w:tcW w:type="dxa" w:w="3200"/>
+            <w:shd w:fill="F2F2F2" w:val="clear"/>
+          </w:tcPr>
+          <w:p>
+            <w:r>
+              <w:rPr>
+                <w:b/>
+                <w:bCs/>
+              </w:rPr>
+              <w:t xml:space="preserve">Our FY28</w:t>
+            </w:r>
+          </w:p>
+        </w:tc>
+        <w:tc>
+          <w:tcPr>
+            <w:tcW w:type="dxa" w:w="5800"/>
+          </w:tcPr>
+          <w:p>
+            <w:r>
+              <w:t xml:space="preserve">reported revenue continues catching up to the ~Rs 1,550-2,100 Cr booking run-rate; PAT Rs 190-240 Cr if margins on new sales hold at 22-25%</w:t>
+            </w:r>
+          </w:p>
+        </w:tc>
+      </w:tr>
+      <w:tr>
+        <w:tc>
+          <w:tcPr>
+            <w:tcW w:type="dxa" w:w="3200"/>
+            <w:shd w:fill="F2F2F2" w:val="clear"/>
+          </w:tcPr>
+          <w:p>
+            <w:r>
+              <w:rPr>
+                <w:b/>
+                <w:bCs/>
+              </w:rPr>
+              <w:t xml:space="preserve">Gap direction</w:t>
+            </w:r>
+          </w:p>
+        </w:tc>
+        <w:tc>
+          <w:tcPr>
+            <w:tcW w:type="dxa" w:w="5800"/>
+          </w:tcPr>
+          <w:p>
+            <w:r>
+              <w:t xml:space="preserve">partially-priced</w:t>
+            </w:r>
+          </w:p>
+        </w:tc>
+      </w:tr>
+      <w:tr>
+        <w:tc>
+          <w:tcPr>
+            <w:tcW w:type="dxa" w:w="3200"/>
+            <w:shd w:fill="F2F2F2" w:val="clear"/>
+          </w:tcPr>
+          <w:p>
+            <w:r>
+              <w:rPr>
+                <w:b/>
+                <w:bCs/>
+              </w:rPr>
+              <w:t xml:space="preserve">Gap type</w:t>
+            </w:r>
+          </w:p>
+        </w:tc>
+        <w:tc>
+          <w:tcPr>
+            <w:tcW w:type="dxa" w:w="5800"/>
+          </w:tcPr>
+          <w:p>
+            <w:r>
+              <w:t xml:space="preserve">timing</w:t>
+            </w:r>
+          </w:p>
+        </w:tc>
+      </w:tr>
+      <w:tr>
+        <w:tc>
+          <w:tcPr>
+            <w:tcW w:type="dxa" w:w="3200"/>
+            <w:shd w:fill="F2F2F2" w:val="clear"/>
+          </w:tcPr>
+          <w:p>
+            <w:r>
+              <w:rPr>
+                <w:b/>
+                <w:bCs/>
+              </w:rPr>
+              <w:t xml:space="preserve">Gap magnitude</w:t>
+            </w:r>
+          </w:p>
+        </w:tc>
+        <w:tc>
+          <w:tcPr>
+            <w:tcW w:type="dxa" w:w="5800"/>
+          </w:tcPr>
+          <w:p>
+            <w:r>
+              <w:t xml:space="preserve">not estimable</w:t>
+            </w:r>
+          </w:p>
+        </w:tc>
+      </w:tr>
+      <w:tr>
+        <w:tc>
+          <w:tcPr>
+            <w:tcW w:type="dxa" w:w="3200"/>
+            <w:shd w:fill="F2F2F2" w:val="clear"/>
+          </w:tcPr>
+          <w:p>
+            <w:r>
+              <w:rPr>
+                <w:b/>
+                <w:bCs/>
+              </w:rPr>
+              <w:t xml:space="preserve">Gap basis</w:t>
+            </w:r>
+          </w:p>
+        </w:tc>
+        <w:tc>
+          <w:tcPr>
+            <w:tcW w:type="dxa" w:w="5800"/>
+          </w:tcPr>
+          <w:p>
+            <w:r>
+              <w:t xml:space="preserve">market can see the bookings momentum (stock near 52-wk high) but the RERA lag means the reported-earnings catch-up and the second leg from FY27 BD are not yet in the multiple</w:t>
+            </w:r>
+          </w:p>
+        </w:tc>
+      </w:tr>
+      <w:tr>
+        <w:tc>
+          <w:tcPr>
+            <w:tcW w:type="dxa" w:w="3200"/>
+            <w:shd w:fill="F2F2F2" w:val="clear"/>
+          </w:tcPr>
+          <w:p>
+            <w:r>
+              <w:rPr>
+                <w:b/>
+                <w:bCs/>
+              </w:rPr>
+              <w:t xml:space="preserve">Evidence quality</w:t>
+            </w:r>
+          </w:p>
+        </w:tc>
+        <w:tc>
+          <w:tcPr>
+            <w:tcW w:type="dxa" w:w="5800"/>
+          </w:tcPr>
+          <w:p>
+            <w:r>
+              <w:t xml:space="preserve">moderate</w:t>
+            </w:r>
+          </w:p>
+        </w:tc>
+      </w:tr>
+    </w:tbl>
+    <w:p>
+      <w:pPr>
+        <w:spacing w:after="120"/>
+      </w:pPr>
+      <w:r>
+        <w:rPr>
+          <w:i/>
+          <w:iCs/>
+          <w:color w:val="666666"/>
+          <w:sz w:val="16"/>
+          <w:szCs w:val="16"/>
+        </w:rPr>
+        <w:t xml:space="preserve">no broker consensus; implied path is a reverse-P/E estimate + screener.in forward figures + VP thread view</w:t>
+      </w:r>
+    </w:p>
+    <w:p>
+      <w:pPr>
+        <w:spacing w:after="120" w:before="120"/>
+      </w:pPr>
+      <w:r>
+        <w:rPr>
+          <w:b/>
+          <w:bCs/>
+          <w:sz w:val="20"/>
+          <w:szCs w:val="20"/>
+        </w:rPr>
+        <w:t xml:space="preserve">Catalyst: </w:t>
+      </w:r>
+      <w:r>
+        <w:rPr>
+          <w:sz w:val="20"/>
+          <w:szCs w:val="20"/>
+        </w:rPr>
+        <w:t xml:space="preserve">FY27 quarterly bookings prints holding the 35-40% growth band, plus a reported-revenue quarter showing the recognition catch-up</w:t>
+      </w:r>
+      <w:r>
+        <w:rPr>
+          <w:color w:val="666666"/>
+          <w:sz w:val="18"/>
+          <w:szCs w:val="18"/>
+        </w:rPr>
+        <w:t xml:space="preserve"> (window ~9M from 2026-09-08; undated; evidence med; pending)</w:t>
       </w:r>
     </w:p>
     <w:p>
@@ -287,15 +1835,727 @@
         <w:spacing w:after="120" w:before="280"/>
       </w:pPr>
       <w:r>
-        <w:t xml:space="preserve">BSE Corporate Actions / Other Red Flags</w:t>
-      </w:r>
-    </w:p>
-    <w:p>
-      <w:pPr>
-        <w:spacing w:after="120"/>
-      </w:pPr>
-      <w:r>
-        <w:t xml:space="preserve">Not independently checked this pass. Promoter holding has been rising via warrant conversions/open-market buying historically (a consistently positive signal across cycles per the thread's history).</w:t>
+        <w:t xml:space="preserve">Ishmohit-Lens Checks (value chain · earnings quality · growth trajectory · management · quality metrics · track record · global-signal check)</w:t>
+      </w:r>
+    </w:p>
+    <w:p>
+      <w:pPr>
+        <w:spacing w:after="120"/>
+      </w:pPr>
+      <w:r>
+        <w:rPr>
+          <w:i/>
+          <w:iCs/>
+          <w:color w:val="666666"/>
+          <w:sz w:val="18"/>
+          <w:szCs w:val="18"/>
+        </w:rPr>
+        <w:t xml:space="preserve">Extra checks drawn from @ishmohit1 / SOIC methodology (playbook/ishmohit-soic-style.md): where the company sits in its value chain and what the supply side is doing, whether a margin/PAT inflection is structural or a cyclical peak, the rate-of-change of growth vs. what the multiple demands, and management quality as a positive attribute.</w:t>
+      </w:r>
+    </w:p>
+    <w:p>
+      <w:pPr>
+        <w:spacing w:after="120"/>
+      </w:pPr>
+      <w:r>
+        <w:rPr>
+          <w:b/>
+          <w:bCs/>
+          <w:sz w:val="20"/>
+          <w:szCs w:val="20"/>
+        </w:rPr>
+        <w:t xml:space="preserve">Value chain &amp; supply side:</w:t>
+      </w:r>
+    </w:p>
+    <w:tbl>
+      <w:tblPr>
+        <w:tblW w:type="dxa" w:w="9000"/>
+        <w:tblBorders>
+          <w:top w:val="single" w:color="auto" w:sz="4"/>
+          <w:left w:val="single" w:color="auto" w:sz="4"/>
+          <w:bottom w:val="single" w:color="auto" w:sz="4"/>
+          <w:right w:val="single" w:color="auto" w:sz="4"/>
+          <w:insideH w:val="single" w:color="auto" w:sz="4"/>
+          <w:insideV w:val="single" w:color="auto" w:sz="4"/>
+        </w:tblBorders>
+      </w:tblPr>
+      <w:tblGrid>
+        <w:gridCol w:w="3200"/>
+        <w:gridCol w:w="5800"/>
+      </w:tblGrid>
+      <w:tr>
+        <w:tc>
+          <w:tcPr>
+            <w:tcW w:type="dxa" w:w="3200"/>
+            <w:shd w:fill="F2F2F2" w:val="clear"/>
+          </w:tcPr>
+          <w:p>
+            <w:r>
+              <w:rPr>
+                <w:b/>
+                <w:bCs/>
+              </w:rPr>
+              <w:t xml:space="preserve">Theme</w:t>
+            </w:r>
+          </w:p>
+        </w:tc>
+        <w:tc>
+          <w:tcPr>
+            <w:tcW w:type="dxa" w:w="5800"/>
+          </w:tcPr>
+          <w:p>
+            <w:r>
+              <w:t xml:space="preserve">post-RERA consolidation toward branded residential developers</w:t>
+            </w:r>
+          </w:p>
+        </w:tc>
+      </w:tr>
+      <w:tr>
+        <w:tc>
+          <w:tcPr>
+            <w:tcW w:type="dxa" w:w="3200"/>
+            <w:shd w:fill="F2F2F2" w:val="clear"/>
+          </w:tcPr>
+          <w:p>
+            <w:r>
+              <w:rPr>
+                <w:b/>
+                <w:bCs/>
+              </w:rPr>
+              <w:t xml:space="preserve">This company's position</w:t>
+            </w:r>
+          </w:p>
+        </w:tc>
+        <w:tc>
+          <w:tcPr>
+            <w:tcW w:type="dxa" w:w="5800"/>
+          </w:tcPr>
+          <w:p>
+            <w:r>
+              <w:t xml:space="preserve">mid-size branded developer in Ahmedabad/Pune/Bengaluru, entering MMR; plotted + township + residential mix</w:t>
+            </w:r>
+          </w:p>
+        </w:tc>
+      </w:tr>
+      <w:tr>
+        <w:tc>
+          <w:tcPr>
+            <w:tcW w:type="dxa" w:w="3200"/>
+            <w:shd w:fill="F2F2F2" w:val="clear"/>
+          </w:tcPr>
+          <w:p>
+            <w:r>
+              <w:rPr>
+                <w:b/>
+                <w:bCs/>
+              </w:rPr>
+              <w:t xml:space="preserve">Bottleneck node (pricing power)</w:t>
+            </w:r>
+          </w:p>
+        </w:tc>
+        <w:tc>
+          <w:tcPr>
+            <w:tcW w:type="dxa" w:w="5800"/>
+          </w:tcPr>
+          <w:p>
+            <w:r>
+              <w:t xml:space="preserve">land acquisition at disciplined pricing and approvals/launch timing</w:t>
+            </w:r>
+          </w:p>
+        </w:tc>
+      </w:tr>
+      <w:tr>
+        <w:tc>
+          <w:tcPr>
+            <w:tcW w:type="dxa" w:w="3200"/>
+            <w:shd w:fill="F2F2F2" w:val="clear"/>
+          </w:tcPr>
+          <w:p>
+            <w:r>
+              <w:rPr>
+                <w:b/>
+                <w:bCs/>
+              </w:rPr>
+              <w:t xml:space="preserve">Supply-side status</w:t>
+            </w:r>
+          </w:p>
+        </w:tc>
+        <w:tc>
+          <w:tcPr>
+            <w:tcW w:type="dxa" w:w="5800"/>
+          </w:tcPr>
+          <w:p>
+            <w:r>
+              <w:t xml:space="preserve">consolidating</w:t>
+            </w:r>
+          </w:p>
+        </w:tc>
+      </w:tr>
+      <w:tr>
+        <w:tc>
+          <w:tcPr>
+            <w:tcW w:type="dxa" w:w="3200"/>
+            <w:shd w:fill="F2F2F2" w:val="clear"/>
+          </w:tcPr>
+          <w:p>
+            <w:r>
+              <w:rPr>
+                <w:b/>
+                <w:bCs/>
+              </w:rPr>
+              <w:t xml:space="preserve">Adjacent-node peers</w:t>
+            </w:r>
+          </w:p>
+        </w:tc>
+        <w:tc>
+          <w:tcPr>
+            <w:tcW w:type="dxa" w:w="5800"/>
+          </w:tcPr>
+          <w:p>
+            <w:r>
+              <w:t xml:space="preserve">Mahindra Lifespaces, Kolte-Patil Developers, Ashiana Housing, Sobha</w:t>
+            </w:r>
+          </w:p>
+        </w:tc>
+      </w:tr>
+    </w:tbl>
+    <w:p>
+      <w:pPr>
+        <w:spacing w:after="120"/>
+      </w:pPr>
+      <w:r>
+        <w:rPr>
+          <w:color w:val="666666"/>
+          <w:sz w:val="18"/>
+          <w:szCs w:val="18"/>
+        </w:rPr>
+        <w:t xml:space="preserve">Consolidation toward financeable, branded developers is a real multi-year tailwind; ASL's edge is Lalbhai-group balance-sheet access and an asset-light JDA-heavy model rather than pricing power.</w:t>
+      </w:r>
+    </w:p>
+    <w:p>
+      <w:pPr>
+        <w:spacing w:after="60" w:before="120"/>
+      </w:pPr>
+      <w:r>
+        <w:rPr>
+          <w:b/>
+          <w:bCs/>
+          <w:sz w:val="20"/>
+          <w:szCs w:val="20"/>
+        </w:rPr>
+        <w:t xml:space="preserve">Earnings quality: </w:t>
+      </w:r>
+      <w:r>
+        <w:rPr>
+          <w:sz w:val="20"/>
+          <w:szCs w:val="20"/>
+        </w:rPr>
+        <w:t xml:space="preserve">margin driver mixed</w:t>
+      </w:r>
+      <w:r>
+        <w:rPr>
+          <w:b/>
+          <w:bCs/>
+          <w:color w:val="A32020"/>
+          <w:sz w:val="20"/>
+          <w:szCs w:val="20"/>
+        </w:rPr>
+        <w:t xml:space="preserve"/>
+      </w:r>
+    </w:p>
+    <w:p>
+      <w:pPr>
+        <w:spacing w:after="120"/>
+      </w:pPr>
+      <w:r>
+        <w:rPr>
+          <w:color w:val="666666"/>
+          <w:sz w:val="18"/>
+          <w:szCs w:val="18"/>
+        </w:rPr>
+        <w:t xml:space="preserve">Drivers: operating leverage on a larger booking base; plotted/township mix (higher margin, faster cash); land bought earlier at lower cost now being monetised.</w:t>
+      </w:r>
+    </w:p>
+    <w:p>
+      <w:pPr>
+        <w:spacing w:after="120"/>
+      </w:pPr>
+      <w:r>
+        <w:rPr>
+          <w:color w:val="666666"/>
+          <w:sz w:val="18"/>
+          <w:szCs w:val="18"/>
+        </w:rPr>
+        <w:t xml:space="preserve">Guided 22-25% EBITDA margin on new sales is roughly the through-cycle level for this plotted-heavy mix; Q1FY27's ~48% reported EBITDA margin is a recognition-mix spike, not sustainable, but management's own guided number is not elevated.</w:t>
+      </w:r>
+    </w:p>
+    <w:p>
+      <w:pPr>
+        <w:spacing w:after="60" w:before="120"/>
+      </w:pPr>
+      <w:r>
+        <w:rPr>
+          <w:b/>
+          <w:bCs/>
+          <w:sz w:val="20"/>
+          <w:szCs w:val="20"/>
+        </w:rPr>
+        <w:t xml:space="preserve">Growth trajectory: </w:t>
+      </w:r>
+      <w:r>
+        <w:rPr>
+          <w:b w:val="false"/>
+          <w:bCs w:val="false"/>
+          <w:sz w:val="20"/>
+          <w:szCs w:val="20"/>
+        </w:rPr>
+        <w:t xml:space="preserve">YoY growth rate is lumpy</w:t>
+      </w:r>
+    </w:p>
+    <w:p>
+      <w:pPr>
+        <w:spacing w:after="120"/>
+      </w:pPr>
+      <w:r>
+        <w:rPr>
+          <w:color w:val="666666"/>
+          <w:sz w:val="18"/>
+          <w:szCs w:val="18"/>
+        </w:rPr>
+        <w:t xml:space="preserve">Bookings YoY (approx, oldest-&gt;newest): FY24 quarters mid-teens to ~+50%, FY26 full-year +22%, Q1FY27 +147%. Reported PAT YoY is erratic (FY26 -13%, Q1FY27 +708%) purely on RERA recognition timing.</w:t>
+      </w:r>
+    </w:p>
+    <w:p>
+      <w:pPr>
+        <w:spacing w:after="120"/>
+      </w:pPr>
+      <w:r>
+        <w:rPr>
+          <w:color w:val="666666"/>
+          <w:sz w:val="18"/>
+          <w:szCs w:val="18"/>
+        </w:rPr>
+        <w:t xml:space="preserve">Reverse P/E: Order/project business — treat as lumpy/neutral. The ~15x reported multiple needs the recognized-earnings base to roughly double over FY26-28; the ~25-30% bookings CAGR and the collection trend support that, but the exact quarter it shows up is unpredictable.</w:t>
+      </w:r>
+    </w:p>
+    <w:p>
+      <w:pPr>
+        <w:spacing w:after="120"/>
+      </w:pPr>
+      <w:r>
+        <w:rPr>
+          <w:b/>
+          <w:bCs/>
+          <w:sz w:val="20"/>
+          <w:szCs w:val="20"/>
+        </w:rPr>
+        <w:t xml:space="preserve">Management quality (TVGP's "P"):</w:t>
+      </w:r>
+    </w:p>
+    <w:tbl>
+      <w:tblPr>
+        <w:tblW w:type="dxa" w:w="9000"/>
+        <w:tblBorders>
+          <w:top w:val="single" w:color="auto" w:sz="4"/>
+          <w:left w:val="single" w:color="auto" w:sz="4"/>
+          <w:bottom w:val="single" w:color="auto" w:sz="4"/>
+          <w:right w:val="single" w:color="auto" w:sz="4"/>
+          <w:insideH w:val="single" w:color="auto" w:sz="4"/>
+          <w:insideV w:val="single" w:color="auto" w:sz="4"/>
+        </w:tblBorders>
+      </w:tblPr>
+      <w:tblGrid>
+        <w:gridCol w:w="3200"/>
+        <w:gridCol w:w="5800"/>
+      </w:tblGrid>
+      <w:tr>
+        <w:tc>
+          <w:tcPr>
+            <w:tcW w:type="dxa" w:w="3200"/>
+            <w:shd w:fill="F2F2F2" w:val="clear"/>
+          </w:tcPr>
+          <w:p>
+            <w:r>
+              <w:rPr>
+                <w:b/>
+                <w:bCs/>
+              </w:rPr>
+              <w:t xml:space="preserve">Assessment</w:t>
+            </w:r>
+          </w:p>
+        </w:tc>
+        <w:tc>
+          <w:tcPr>
+            <w:tcW w:type="dxa" w:w="5800"/>
+          </w:tcPr>
+          <w:p>
+            <w:r>
+              <w:t xml:space="preserve">positive</w:t>
+            </w:r>
+          </w:p>
+        </w:tc>
+      </w:tr>
+      <w:tr>
+        <w:tc>
+          <w:tcPr>
+            <w:tcW w:type="dxa" w:w="3200"/>
+            <w:shd w:fill="F2F2F2" w:val="clear"/>
+          </w:tcPr>
+          <w:p>
+            <w:r>
+              <w:rPr>
+                <w:b/>
+                <w:bCs/>
+              </w:rPr>
+              <w:t xml:space="preserve">Capital allocation</w:t>
+            </w:r>
+          </w:p>
+        </w:tc>
+        <w:tc>
+          <w:tcPr>
+            <w:tcW w:type="dxa" w:w="5800"/>
+          </w:tcPr>
+          <w:p>
+            <w:r>
+              <w:t xml:space="preserve">Reinvesting collections into land/JDAs at incremental ROCE that recovered to ~18% in FY26; asset-light JDA-heavy model; no unrelated diversification; funded by a fast-rising but still moderate debt load (net debt/equity ~0.26-0.29x) (neutral)</w:t>
+            </w:r>
+          </w:p>
+        </w:tc>
+      </w:tr>
+      <w:tr>
+        <w:tc>
+          <w:tcPr>
+            <w:tcW w:type="dxa" w:w="3200"/>
+            <w:shd w:fill="F2F2F2" w:val="clear"/>
+          </w:tcPr>
+          <w:p>
+            <w:r>
+              <w:rPr>
+                <w:b/>
+                <w:bCs/>
+              </w:rPr>
+              <w:t xml:space="preserve">Related-party trend</w:t>
+            </w:r>
+          </w:p>
+        </w:tc>
+        <w:tc>
+          <w:tcPr>
+            <w:tcW w:type="dxa" w:w="5800"/>
+          </w:tcPr>
+          <w:p>
+            <w:r>
+              <w:t xml:space="preserve">flat</w:t>
+            </w:r>
+          </w:p>
+        </w:tc>
+      </w:tr>
+      <w:tr>
+        <w:tc>
+          <w:tcPr>
+            <w:tcW w:type="dxa" w:w="3200"/>
+            <w:shd w:fill="F2F2F2" w:val="clear"/>
+          </w:tcPr>
+          <w:p>
+            <w:r>
+              <w:rPr>
+                <w:b/>
+                <w:bCs/>
+              </w:rPr>
+              <w:t xml:space="preserve">Guidance credibility</w:t>
+            </w:r>
+          </w:p>
+        </w:tc>
+        <w:tc>
+          <w:tcPr>
+            <w:tcW w:type="dxa" w:w="5800"/>
+          </w:tcPr>
+          <w:p>
+            <w:r>
+              <w:t xml:space="preserve">reliable</w:t>
+            </w:r>
+          </w:p>
+        </w:tc>
+      </w:tr>
+      <w:tr>
+        <w:tc>
+          <w:tcPr>
+            <w:tcW w:type="dxa" w:w="3200"/>
+            <w:shd w:fill="F2F2F2" w:val="clear"/>
+          </w:tcPr>
+          <w:p>
+            <w:r>
+              <w:rPr>
+                <w:b/>
+                <w:bCs/>
+              </w:rPr>
+              <w:t xml:space="preserve">Shareholder returns</w:t>
+            </w:r>
+          </w:p>
+        </w:tc>
+        <w:tc>
+          <w:tcPr>
+            <w:tcW w:type="dxa" w:w="5800"/>
+          </w:tcPr>
+          <w:p>
+            <w:r>
+              <w:t xml:space="preserve">consistent</w:t>
+            </w:r>
+          </w:p>
+        </w:tc>
+      </w:tr>
+      <w:tr>
+        <w:tc>
+          <w:tcPr>
+            <w:tcW w:type="dxa" w:w="3200"/>
+            <w:shd w:fill="F2F2F2" w:val="clear"/>
+          </w:tcPr>
+          <w:p>
+            <w:r>
+              <w:rPr>
+                <w:b/>
+                <w:bCs/>
+              </w:rPr>
+              <w:t xml:space="preserve">Capability ladder / VAP</w:t>
+            </w:r>
+          </w:p>
+        </w:tc>
+        <w:tc>
+          <w:tcPr>
+            <w:tcW w:type="dxa" w:w="5800"/>
+          </w:tcPr>
+          <w:p>
+            <w:r>
+              <w:t xml:space="preserve">Moving from plotted/Gujarat-centric to multi-city residential including MMR high-rise — a geographic and product step-up, execution unproven in MMR</w:t>
+            </w:r>
+          </w:p>
+        </w:tc>
+      </w:tr>
+    </w:tbl>
+    <w:p>
+      <w:pPr>
+        <w:spacing w:after="120"/>
+      </w:pPr>
+      <w:r>
+        <w:rPr>
+          <w:b/>
+          <w:bCs/>
+          <w:sz w:val="20"/>
+          <w:szCs w:val="20"/>
+        </w:rPr>
+        <w:t xml:space="preserve">Quality metrics (ROCE · debt · FCF · margin · capex):</w:t>
+      </w:r>
+    </w:p>
+    <w:tbl>
+      <w:tblPr>
+        <w:tblW w:type="dxa" w:w="9000"/>
+        <w:tblBorders>
+          <w:top w:val="single" w:color="auto" w:sz="4"/>
+          <w:left w:val="single" w:color="auto" w:sz="4"/>
+          <w:bottom w:val="single" w:color="auto" w:sz="4"/>
+          <w:right w:val="single" w:color="auto" w:sz="4"/>
+          <w:insideH w:val="single" w:color="auto" w:sz="4"/>
+          <w:insideV w:val="single" w:color="auto" w:sz="4"/>
+        </w:tblBorders>
+      </w:tblPr>
+      <w:tblGrid>
+        <w:gridCol w:w="3200"/>
+        <w:gridCol w:w="5800"/>
+      </w:tblGrid>
+      <w:tr>
+        <w:tc>
+          <w:tcPr>
+            <w:tcW w:type="dxa" w:w="3200"/>
+            <w:shd w:fill="F2F2F2" w:val="clear"/>
+          </w:tcPr>
+          <w:p>
+            <w:r>
+              <w:rPr>
+                <w:b/>
+                <w:bCs/>
+              </w:rPr>
+              <w:t xml:space="preserve">Assessment</w:t>
+            </w:r>
+          </w:p>
+        </w:tc>
+        <w:tc>
+          <w:tcPr>
+            <w:tcW w:type="dxa" w:w="5800"/>
+          </w:tcPr>
+          <w:p>
+            <w:r>
+              <w:t xml:space="preserve">positive</w:t>
+            </w:r>
+          </w:p>
+        </w:tc>
+      </w:tr>
+      <w:tr>
+        <w:tc>
+          <w:tcPr>
+            <w:tcW w:type="dxa" w:w="3200"/>
+            <w:shd w:fill="F2F2F2" w:val="clear"/>
+          </w:tcPr>
+          <w:p>
+            <w:r>
+              <w:rPr>
+                <w:b/>
+                <w:bCs/>
+              </w:rPr>
+              <w:t xml:space="preserve">ROCE</w:t>
+            </w:r>
+          </w:p>
+        </w:tc>
+        <w:tc>
+          <w:tcPr>
+            <w:tcW w:type="dxa" w:w="5800"/>
+          </w:tcPr>
+          <w:p>
+            <w:r>
+              <w:t xml:space="preserve">18% (improving)</w:t>
+            </w:r>
+          </w:p>
+        </w:tc>
+      </w:tr>
+      <w:tr>
+        <w:tc>
+          <w:tcPr>
+            <w:tcW w:type="dxa" w:w="3200"/>
+            <w:shd w:fill="F2F2F2" w:val="clear"/>
+          </w:tcPr>
+          <w:p>
+            <w:r>
+              <w:rPr>
+                <w:b/>
+                <w:bCs/>
+              </w:rPr>
+              <w:t xml:space="preserve">Leverage</w:t>
+            </w:r>
+          </w:p>
+        </w:tc>
+        <w:tc>
+          <w:tcPr>
+            <w:tcW w:type="dxa" w:w="5800"/>
+          </w:tcPr>
+          <w:p>
+            <w:r>
+              <w:t xml:space="preserve">Net debt/EBITDA 1.1x</w:t>
+            </w:r>
+          </w:p>
+        </w:tc>
+      </w:tr>
+      <w:tr>
+        <w:tc>
+          <w:tcPr>
+            <w:tcW w:type="dxa" w:w="3200"/>
+            <w:shd w:fill="F2F2F2" w:val="clear"/>
+          </w:tcPr>
+          <w:p>
+            <w:r>
+              <w:rPr>
+                <w:b/>
+                <w:bCs/>
+              </w:rPr>
+              <w:t xml:space="preserve">FCF conversion</w:t>
+            </w:r>
+          </w:p>
+        </w:tc>
+        <w:tc>
+          <w:tcPr>
+            <w:tcW w:type="dxa" w:w="5800"/>
+          </w:tcPr>
+          <w:p>
+            <w:r>
+              <w:t xml:space="preserve">40%</w:t>
+            </w:r>
+          </w:p>
+        </w:tc>
+      </w:tr>
+      <w:tr>
+        <w:tc>
+          <w:tcPr>
+            <w:tcW w:type="dxa" w:w="3200"/>
+            <w:shd w:fill="F2F2F2" w:val="clear"/>
+          </w:tcPr>
+          <w:p>
+            <w:r>
+              <w:rPr>
+                <w:b/>
+                <w:bCs/>
+              </w:rPr>
+              <w:t xml:space="preserve">Margin trend</w:t>
+            </w:r>
+          </w:p>
+        </w:tc>
+        <w:tc>
+          <w:tcPr>
+            <w:tcW w:type="dxa" w:w="5800"/>
+          </w:tcPr>
+          <w:p>
+            <w:r>
+              <w:t xml:space="preserve">stable</w:t>
+            </w:r>
+          </w:p>
+        </w:tc>
+      </w:tr>
+      <w:tr>
+        <w:tc>
+          <w:tcPr>
+            <w:tcW w:type="dxa" w:w="3200"/>
+            <w:shd w:fill="F2F2F2" w:val="clear"/>
+          </w:tcPr>
+          <w:p>
+            <w:r>
+              <w:rPr>
+                <w:b/>
+                <w:bCs/>
+              </w:rPr>
+              <w:t xml:space="preserve">Capex efficiency</w:t>
+            </w:r>
+          </w:p>
+        </w:tc>
+        <w:tc>
+          <w:tcPr>
+            <w:tcW w:type="dxa" w:w="5800"/>
+          </w:tcPr>
+          <w:p>
+            <w:r>
+              <w:t xml:space="preserve">productive</w:t>
+            </w:r>
+          </w:p>
+        </w:tc>
+      </w:tr>
+    </w:tbl>
+    <w:p>
+      <w:pPr>
+        <w:spacing w:after="60" w:before="120"/>
+      </w:pPr>
+      <w:r>
+        <w:rPr>
+          <w:b/>
+          <w:bCs/>
+          <w:sz w:val="20"/>
+          <w:szCs w:val="20"/>
+        </w:rPr>
+        <w:t xml:space="preserve">Track record (Coffee Can persistence check): </w:t>
+      </w:r>
+      <w:r>
+        <w:rPr>
+          <w:sz w:val="20"/>
+          <w:szCs w:val="20"/>
+        </w:rPr>
+        <w:t xml:space="preserve">cleared revenue growth ≥10% AND ROCE ≥15% in 2 of the last 4 years (consistency_score 50)</w:t>
+      </w:r>
+    </w:p>
+    <w:p>
+      <w:pPr>
+        <w:spacing w:after="120"/>
+      </w:pPr>
+      <w:r>
+        <w:rPr>
+          <w:color w:val="666666"/>
+          <w:sz w:val="18"/>
+          <w:szCs w:val="18"/>
+        </w:rPr>
+        <w:t xml:space="preserve">Of FY22-FY25 verifiable from filings, roughly 2 years cleared both revenue growth &gt;=10% and ROCE &gt;=15% (FY24 ~19% ROCE; FY25 dipped to ~12% on recognition; FY22-23 mixed). RERA lumpiness makes per-year screens noisy; the bookings CAGR (~27%) is the cleaner signal but is not what this metric measures.</w:t>
       </w:r>
     </w:p>
     <w:p>
@@ -304,59 +2564,15 @@
         <w:spacing w:after="120" w:before="280"/>
       </w:pPr>
       <w:r>
-        <w:t xml:space="preserve">Bull Case</w:t>
-      </w:r>
-    </w:p>
-    <w:p>
-      <w:pPr>
-        <w:pStyle w:val="ListParagraph"/>
-        <w:numPr>
-          <w:ilvl w:val="0"/>
-          <w:numId w:val="1"/>
-        </w:numPr>
-        <w:spacing w:after="60"/>
-      </w:pPr>
-      <w:r>
-        <w:t xml:space="preserve">Real, quantified project-pipeline growth: MMR entry (~Rs 1,500 Cr project), Sanand plotted development (~Rs 600 Cr), annual bookings up 22% YoY to Rs 1,550 Cr</w:t>
-      </w:r>
-    </w:p>
-    <w:p>
-      <w:pPr>
-        <w:pStyle w:val="ListParagraph"/>
-        <w:numPr>
-          <w:ilvl w:val="0"/>
-          <w:numId w:val="1"/>
-        </w:numPr>
-        <w:spacing w:after="60"/>
-      </w:pPr>
-      <w:r>
-        <w:t xml:space="preserve">Promoter buying during corrections is a recurring, credible signal across multiple cycles going back to 2016</w:t>
-      </w:r>
-    </w:p>
-    <w:p>
-      <w:pPr>
-        <w:pStyle w:val="ListParagraph"/>
-        <w:numPr>
-          <w:ilvl w:val="0"/>
-          <w:numId w:val="1"/>
-        </w:numPr>
-        <w:spacing w:after="60"/>
-      </w:pPr>
-      <w:r>
-        <w:t xml:space="preserve">Lalbhai Group backing provides balance-sheet and execution credibility uncommon among small real-estate developers</w:t>
-      </w:r>
-    </w:p>
-    <w:p>
-      <w:pPr>
-        <w:pStyle w:val="ListParagraph"/>
-        <w:numPr>
-          <w:ilvl w:val="0"/>
-          <w:numId w:val="1"/>
-        </w:numPr>
-        <w:spacing w:after="60"/>
-      </w:pPr>
-      <w:r>
-        <w:t xml:space="preserve">Reasonable ROE (15.5%) for the sector, with a large unrecognized-revenue backlog still to convert</w:t>
+        <w:t xml:space="preserve">Technical Read (Weekly / Monthly MACD + Bollinger Bands, or RSI/CCI/Williams %R proxy)</w:t>
+      </w:r>
+    </w:p>
+    <w:p>
+      <w:pPr>
+        <w:spacing w:after="120"/>
+      </w:pPr>
+      <w:r>
+        <w:t xml:space="preserve">Not pulled this pass.</w:t>
       </w:r>
     </w:p>
     <w:p>
@@ -365,6 +2581,122 @@
         <w:spacing w:after="120" w:before="280"/>
       </w:pPr>
       <w:r>
+        <w:t xml:space="preserve">ValuePickr Community Signal</w:t>
+      </w:r>
+    </w:p>
+    <w:p>
+      <w:pPr>
+        <w:spacing w:after="120"/>
+      </w:pPr>
+      <w:r>
+        <w:t xml:space="preserve">Read the most recent 50 of 65 posts (2015-2025, heavily weighted toward 2023-2025 given large historical gaps). The thread has gone quiet since Apr 2025 (~16 months, consistent with state.json's stale last_forum_activity), but the last active period (2024-2025) was consistently positive: new project launches (4 in FY25, guidance of 6-8 more in FY26), continued promoter buying during corrections, and broker coverage initiation (Axis Securities).</w:t>
+      </w:r>
+    </w:p>
+    <w:p>
+      <w:pPr>
+        <w:spacing w:after="120"/>
+      </w:pPr>
+      <w:r>
+        <w:rPr>
+          <w:b/>
+          <w:bCs/>
+          <w:sz w:val="20"/>
+          <w:szCs w:val="20"/>
+        </w:rPr>
+        <w:t xml:space="preserve">High-conviction call from a top contributor: </w:t>
+      </w:r>
+      <w:r>
+        <w:rPr>
+          <w:sz w:val="20"/>
+          <w:szCs w:val="20"/>
+        </w:rPr>
+        <w:t xml:space="preserve">Gautam_Chopra (trusted, elevated) was the most active tracker through 2024-2025, consistently reporting positive project-addition and promoter-buying news without over-claiming. No explicit high-conviction 'primary holding' statement, but sustained, consistent positive engagement.</w:t>
+      </w:r>
+    </w:p>
+    <w:p>
+      <w:pPr>
+        <w:pStyle w:val="Heading1"/>
+        <w:spacing w:after="120" w:before="280"/>
+      </w:pPr>
+      <w:r>
+        <w:t xml:space="preserve">BSE Corporate Actions / Other Red Flags</w:t>
+      </w:r>
+    </w:p>
+    <w:p>
+      <w:pPr>
+        <w:spacing w:after="120"/>
+      </w:pPr>
+      <w:r>
+        <w:t xml:space="preserve">FY26: net debt Rs 167 Cr; India Ratings upgrade to AA/stable. Q1FY27: Rs ~2,600 Cr GDV of new projects added, PAT +708%. Promoter holding 53.83%, nil pledge; promoter buying via warrant conversions/open-market has been a consistently positive signal across cycles.</w:t>
+      </w:r>
+    </w:p>
+    <w:p>
+      <w:pPr>
+        <w:pStyle w:val="Heading1"/>
+        <w:spacing w:after="120" w:before="280"/>
+      </w:pPr>
+      <w:r>
+        <w:t xml:space="preserve">Bull Case</w:t>
+      </w:r>
+    </w:p>
+    <w:p>
+      <w:pPr>
+        <w:pStyle w:val="ListParagraph"/>
+        <w:numPr>
+          <w:ilvl w:val="0"/>
+          <w:numId w:val="1"/>
+        </w:numPr>
+        <w:spacing w:after="60"/>
+      </w:pPr>
+      <w:r>
+        <w:t xml:space="preserve">Pipeline is now visibly converting: Q1FY27 bookings Rs 432 Cr (+147% YoY), collections +76%, positive operating cash flow while still buying land aggressively</w:t>
+      </w:r>
+    </w:p>
+    <w:p>
+      <w:pPr>
+        <w:pStyle w:val="ListParagraph"/>
+        <w:numPr>
+          <w:ilvl w:val="0"/>
+          <w:numId w:val="1"/>
+        </w:numPr>
+        <w:spacing w:after="60"/>
+      </w:pPr>
+      <w:r>
+        <w:t xml:space="preserve">FY27 guidance is specific and credible: 35-40% bookings growth, Rs 4,000-5,000 Cr new GDV, 22-25% EBITDA margin on new sales; Rs ~2,600 Cr GDV added in Q1 alone</w:t>
+      </w:r>
+    </w:p>
+    <w:p>
+      <w:pPr>
+        <w:pStyle w:val="ListParagraph"/>
+        <w:numPr>
+          <w:ilvl w:val="0"/>
+          <w:numId w:val="1"/>
+        </w:numPr>
+        <w:spacing w:after="60"/>
+      </w:pPr>
+      <w:r>
+        <w:t xml:space="preserve">India Ratings upgrade to AA/stable lowers the cost of the land ramp; Lalbhai Group parentage gives balance-sheet and execution credibility rare among small developers</w:t>
+      </w:r>
+    </w:p>
+    <w:p>
+      <w:pPr>
+        <w:pStyle w:val="ListParagraph"/>
+        <w:numPr>
+          <w:ilvl w:val="0"/>
+          <w:numId w:val="1"/>
+        </w:numPr>
+        <w:spacing w:after="60"/>
+      </w:pPr>
+      <w:r>
+        <w:t xml:space="preserve">Promoter holding 53.83% with zero pledge and a multi-cycle record of buying during corrections; reported P/E only ~15.8x on lumpy earnings against a large unrecognized-revenue backlog</w:t>
+      </w:r>
+    </w:p>
+    <w:p>
+      <w:pPr>
+        <w:pStyle w:val="Heading1"/>
+        <w:spacing w:after="120" w:before="280"/>
+      </w:pPr>
+      <w:r>
         <w:t xml:space="preserve">Bear Case / Key Risks</w:t>
       </w:r>
     </w:p>
@@ -378,33 +2710,46 @@
         <w:spacing w:after="60"/>
       </w:pPr>
       <w:r>
-        <w:t xml:space="preserve">Real estate bookings-to-revenue-recognition lag (RERA-driven) means near-term financials can lag the actual growth story by 36-48 months, creating valuation-timing risk</w:t>
-      </w:r>
-    </w:p>
-    <w:p>
-      <w:pPr>
-        <w:pStyle w:val="ListParagraph"/>
-        <w:numPr>
-          <w:ilvl w:val="0"/>
-          <w:numId w:val="1"/>
-        </w:numPr>
-        <w:spacing w:after="60"/>
-      </w:pPr>
-      <w:r>
-        <w:t xml:space="preserve">Forum thread has gone quiet for ~16 months -- no fresh independent community validation of whether the FY25-26 project pipeline is converting to bookings as guided</w:t>
-      </w:r>
-    </w:p>
-    <w:p>
-      <w:pPr>
-        <w:pStyle w:val="ListParagraph"/>
-        <w:numPr>
-          <w:ilvl w:val="0"/>
-          <w:numId w:val="1"/>
-        </w:numPr>
-        <w:spacing w:after="60"/>
-      </w:pPr>
-      <w:r>
-        <w:t xml:space="preserve">Sector is inherently cyclical and regulation-sensitive</w:t>
+        <w:t xml:space="preserve">RERA revenue-recognition lag means reported financials can trail the actual booking story by 36-48 months, creating valuation-timing risk (FY26 PAT actually fell 13%)</w:t>
+      </w:r>
+    </w:p>
+    <w:p>
+      <w:pPr>
+        <w:pStyle w:val="ListParagraph"/>
+        <w:numPr>
+          <w:ilvl w:val="0"/>
+          <w:numId w:val="1"/>
+        </w:numPr>
+        <w:spacing w:after="60"/>
+      </w:pPr>
+      <w:r>
+        <w:t xml:space="preserve">Gross borrowings up ~5x in two years and net debt roughly doubled in a single quarter (Rs 79 Cr -&gt; Rs 167 Cr) to fund land/BD — execution and cycle risk if launches slip</w:t>
+      </w:r>
+    </w:p>
+    <w:p>
+      <w:pPr>
+        <w:pStyle w:val="ListParagraph"/>
+        <w:numPr>
+          <w:ilvl w:val="0"/>
+          <w:numId w:val="1"/>
+        </w:numPr>
+        <w:spacing w:after="60"/>
+      </w:pPr>
+      <w:r>
+        <w:t xml:space="preserve">Residential real estate is cyclical and regulation-sensitive; forum thread quiet ~16 months so no fresh independent community read on execution</w:t>
+      </w:r>
+    </w:p>
+    <w:p>
+      <w:pPr>
+        <w:pStyle w:val="ListParagraph"/>
+        <w:numPr>
+          <w:ilvl w:val="0"/>
+          <w:numId w:val="1"/>
+        </w:numPr>
+        <w:spacing w:after="60"/>
+      </w:pPr>
+      <w:r>
+        <w:t xml:space="preserve">MMR is a new, highly competitive geography where the company has no track record yet</w:t>
       </w:r>
     </w:p>
     <w:p>
@@ -453,6 +2798,34 @@
     </w:p>
     <w:p>
       <w:pPr>
+        <w:spacing w:after="120"/>
+      </w:pPr>
+      <w:r>
+        <w:rPr>
+          <w:color w:val="666666"/>
+          <w:sz w:val="20"/>
+          <w:szCs w:val="20"/>
+        </w:rPr>
+        <w:t xml:space="preserve">4-box gate — tailwind: yes · TAM: yes · moat: weak · valuation: weak  (score 3 / 4)</w:t>
+      </w:r>
+    </w:p>
+    <w:p>
+      <w:pPr>
+        <w:spacing w:after="120"/>
+      </w:pPr>
+      <w:r>
+        <w:rPr>
+          <w:i/>
+          <w:iCs/>
+          <w:color w:val="666666"/>
+          <w:sz w:val="20"/>
+          <w:szCs w:val="20"/>
+        </w:rPr>
+        <w:t xml:space="preserve">tailwind yes — post-RERA consolidation toward financeable branded developers is a genuine multi-year driver, and Q1FY27 shows ASL taking share; tam yes — Rs ~2,985 Cr mcap against Rs 1,550 Cr bookings growing 35-40% with MMR expansion leaves headroom; moat weak — Lalbhai balance-sheet access and JDA model are advantages, not pricing power; valuation weak — stock near 52-wk high, has re-rated, and reported P/E is lumpy. Score 3.0 -&gt; 10x-in-2-3-years permitted.</w:t>
+      </w:r>
+    </w:p>
+    <w:p>
+      <w:pPr>
         <w:pStyle w:val="Heading1"/>
         <w:spacing w:after="120" w:before="280"/>
       </w:pPr>
@@ -471,46 +2844,59 @@
           <w:sz w:val="24"/>
           <w:szCs w:val="24"/>
         </w:rPr>
-        <w:t xml:space="preserve">A credible, promoter-backed real-estate growth pipeline with a large revenue-recognition backlog still to convert, at a small-cap size that leaves room to run</w:t>
-      </w:r>
-    </w:p>
-    <w:p>
-      <w:pPr>
-        <w:pStyle w:val="ListParagraph"/>
-        <w:numPr>
-          <w:ilvl w:val="0"/>
-          <w:numId w:val="1"/>
-        </w:numPr>
-        <w:spacing w:after="60"/>
-      </w:pPr>
-      <w:r>
-        <w:t xml:space="preserve">The project pipeline (MMR, Sanand) and 22% YoY bookings growth are real and quantified, not speculative, and promoter buying has been a consistent, credible signal across cycles</w:t>
-      </w:r>
-    </w:p>
-    <w:p>
-      <w:pPr>
-        <w:pStyle w:val="ListParagraph"/>
-        <w:numPr>
-          <w:ilvl w:val="0"/>
-          <w:numId w:val="1"/>
-        </w:numPr>
-        <w:spacing w:after="60"/>
-      </w:pPr>
-      <w:r>
-        <w:t xml:space="preserve">No red flag; Lalbhai Group backing is a real quality signal for a small-cap developer</w:t>
-      </w:r>
-    </w:p>
-    <w:p>
-      <w:pPr>
-        <w:pStyle w:val="ListParagraph"/>
-        <w:numPr>
-          <w:ilvl w:val="0"/>
-          <w:numId w:val="1"/>
-        </w:numPr>
-        <w:spacing w:after="60"/>
-      </w:pPr>
-      <w:r>
-        <w:t xml:space="preserve">Conviction kept Low-Medium given the 16-month stale thread means there is no fresh community read on FY26 execution -- worth a fresher check next cycle</w:t>
+        <w:t xml:space="preserve">A promoter-backed residential developer whose pipeline has moved from 'will it convert?' to visibly converting, still small enough to compound, with cyclicality and a fast-rising land-funded debt load as the checks</w:t>
+      </w:r>
+    </w:p>
+    <w:p>
+      <w:pPr>
+        <w:pStyle w:val="ListParagraph"/>
+        <w:numPr>
+          <w:ilvl w:val="0"/>
+          <w:numId w:val="1"/>
+        </w:numPr>
+        <w:spacing w:after="60"/>
+      </w:pPr>
+      <w:r>
+        <w:t xml:space="preserve">Q1FY27 (bookings +147%, collections +76%, positive operating cash flow) plus the AA/stable upgrade materially de-risk the conversion question that had capped conviction</w:t>
+      </w:r>
+    </w:p>
+    <w:p>
+      <w:pPr>
+        <w:pStyle w:val="ListParagraph"/>
+        <w:numPr>
+          <w:ilvl w:val="0"/>
+          <w:numId w:val="1"/>
+        </w:numPr>
+        <w:spacing w:after="60"/>
+      </w:pPr>
+      <w:r>
+        <w:t xml:space="preserve">No red flag; Lalbhai Group backing, 53.83% promoter holding with nil pledge and multi-cycle promoter buying are genuine quality signals for a small-cap developer</w:t>
+      </w:r>
+    </w:p>
+    <w:p>
+      <w:pPr>
+        <w:pStyle w:val="ListParagraph"/>
+        <w:numPr>
+          <w:ilvl w:val="0"/>
+          <w:numId w:val="1"/>
+        </w:numPr>
+        <w:spacing w:after="60"/>
+      </w:pPr>
+      <w:r>
+        <w:t xml:space="preserve">four_box score 3.0 (tailwind branded-developer consolidation + small-base TAM carry it; moat and valuation only weak) supports 10x-in-2-3-years</w:t>
+      </w:r>
+    </w:p>
+    <w:p>
+      <w:pPr>
+        <w:pStyle w:val="ListParagraph"/>
+        <w:numPr>
+          <w:ilvl w:val="0"/>
+          <w:numId w:val="1"/>
+        </w:numPr>
+        <w:spacing w:after="60"/>
+      </w:pPr>
+      <w:r>
+        <w:t xml:space="preserve">Conviction raised to Medium — not higher because the debt ramp is aggressive, reported earnings are lumpy and the forum thread is 16 months stale</w:t>
       </w:r>
     </w:p>
     <w:p>

--- a/projects/valuepickr-open-screen/docs/Arvind SmartSpaces Ltd.docx
+++ b/projects/valuepickr-open-screen/docs/Arvind SmartSpaces Ltd.docx
@@ -2915,6 +2915,171 @@
           <w:szCs w:val="18"/>
         </w:rPr>
         <w:t xml:space="preserve">This is independent research and analysis for informational purposes only, not personalized financial or investment advice. Past multi-bagger performance and forum/social sentiment are not indicators of future returns. Do your own due diligence before investing.</w:t>
+      </w:r>
+    </w:p>
+    <w:p/>
+    <w:p>
+      <w:r>
+        <w:rPr>
+          <w:b/>
+          <w:sz w:val="28"/>
+        </w:rPr>
+        <w:t>🔄 RESEARCH UPDATE - 2026-10-05</w:t>
+      </w:r>
+    </w:p>
+    <w:p>
+      <w:r>
+        <w:rPr>
+          <w:b/>
+        </w:rPr>
+        <w:t>📊 Key Metrics:</w:t>
+      </w:r>
+    </w:p>
+    <w:p>
+      <w:pPr>
+        <w:ind w:left="360"/>
+      </w:pPr>
+      <w:r>
+        <w:t xml:space="preserve">  • Company: Arvind SmartSpaces Ltd</w:t>
+      </w:r>
+    </w:p>
+    <w:p>
+      <w:pPr>
+        <w:ind w:left="360"/>
+      </w:pPr>
+      <w:r>
+        <w:t xml:space="preserve">  • Conviction: Medium</w:t>
+      </w:r>
+    </w:p>
+    <w:p>
+      <w:pPr>
+        <w:ind w:left="360"/>
+      </w:pPr>
+      <w:r>
+        <w:t xml:space="preserve">  • Thesis: 10x-in-2-3-years</w:t>
+      </w:r>
+    </w:p>
+    <w:p>
+      <w:pPr>
+        <w:ind w:left="360"/>
+      </w:pPr>
+      <w:r>
+        <w:t xml:space="preserve">  • 4-Box Score: 3.0</w:t>
+      </w:r>
+    </w:p>
+    <w:p>
+      <w:pPr>
+        <w:ind w:left="360"/>
+      </w:pPr>
+      <w:r>
+        <w:t xml:space="preserve">  • Research Date: 2026-09-08</w:t>
+      </w:r>
+    </w:p>
+    <w:p>
+      <w:pPr>
+        <w:ind w:left="360"/>
+      </w:pPr>
+      <w:r>
+        <w:t xml:space="preserve">  • Red Flag: None</w:t>
+      </w:r>
+    </w:p>
+    <w:p/>
+    <w:p>
+      <w:r>
+        <w:rPr>
+          <w:b/>
+        </w:rPr>
+        <w:t>📝 Verdict:</w:t>
+      </w:r>
+    </w:p>
+    <w:p>
+      <w:pPr>
+        <w:ind w:left="360"/>
+      </w:pPr>
+      <w:r>
+        <w:t>A promoter-backed residential developer whose pipeline has moved from 'will it convert?' to visibly converting, still small enough to compound, with cyclicality and a fast-rising land-funded debt load as the checks</w:t>
+      </w:r>
+    </w:p>
+    <w:p/>
+    <w:p>
+      <w:r>
+        <w:rPr>
+          <w:b/>
+        </w:rPr>
+        <w:t>📈 Bull Case:</w:t>
+      </w:r>
+    </w:p>
+    <w:p>
+      <w:pPr>
+        <w:ind w:left="360"/>
+      </w:pPr>
+      <w:r>
+        <w:t>Pipeline is now visibly converting: Q1FY27 bookings Rs 432 Cr (+147% YoY), collections +76%, positive operating cash flow while still buying land aggressively</w:t>
+      </w:r>
+    </w:p>
+    <w:p>
+      <w:pPr>
+        <w:ind w:left="360"/>
+      </w:pPr>
+      <w:r>
+        <w:t>FY27 guidance is specific and credible: 35-40% bookings growth, Rs 4,000-5,000 Cr new GDV, 22-25% EBITDA margin on new sales; Rs ~2,600 Cr GDV added in Q1 alone</w:t>
+      </w:r>
+    </w:p>
+    <w:p>
+      <w:pPr>
+        <w:ind w:left="360"/>
+      </w:pPr>
+      <w:r>
+        <w:t>India Ratings upgrade to AA/stable lowers the cost of the land ramp; Lalbhai Group parentage gives balance-sheet and execution credibility rare among small developers</w:t>
+      </w:r>
+    </w:p>
+    <w:p>
+      <w:pPr>
+        <w:ind w:left="360"/>
+      </w:pPr>
+      <w:r>
+        <w:t>Promoter holding 53.83% with zero pledge and a multi-cycle record of buying during corrections; reported P/E only ~15.8x on lumpy earnings against a large unrecognized-revenue backlog</w:t>
+      </w:r>
+    </w:p>
+    <w:p/>
+    <w:p>
+      <w:r>
+        <w:rPr>
+          <w:b/>
+        </w:rPr>
+        <w:t>📉 Bear Case:</w:t>
+      </w:r>
+    </w:p>
+    <w:p>
+      <w:pPr>
+        <w:ind w:left="360"/>
+      </w:pPr>
+      <w:r>
+        <w:t>RERA revenue-recognition lag means reported financials can trail the actual booking story by 36-48 months, creating valuation-timing risk (FY26 PAT actually fell 13%)</w:t>
+      </w:r>
+    </w:p>
+    <w:p>
+      <w:pPr>
+        <w:ind w:left="360"/>
+      </w:pPr>
+      <w:r>
+        <w:t>Gross borrowings up ~5x in two years and net debt roughly doubled in a single quarter (Rs 79 Cr -&gt; Rs 167 Cr) to fund land/BD — execution and cycle risk if launches slip</w:t>
+      </w:r>
+    </w:p>
+    <w:p>
+      <w:pPr>
+        <w:ind w:left="360"/>
+      </w:pPr>
+      <w:r>
+        <w:t>Residential real estate is cyclical and regulation-sensitive; forum thread quiet ~16 months so no fresh independent community read on execution</w:t>
+      </w:r>
+    </w:p>
+    <w:p>
+      <w:pPr>
+        <w:ind w:left="360"/>
+      </w:pPr>
+      <w:r>
+        <w:t>MMR is a new, highly competitive geography where the company has no track record yet</w:t>
       </w:r>
     </w:p>
     <w:sectPr>
